--- a/modelos-originais/procuracao-dra-juliane.docx
+++ b/modelos-originais/procuracao-dra-juliane.docx
@@ -1,49 +1,45 @@
 
 <file path=word/document.xml><?xml version="1.0" encoding="utf-8"?>
-<w:document xmlns:mc="http://schemas.openxmlformats.org/markup-compatibility/2006" xmlns:o="urn:schemas-microsoft-com:office:office" xmlns:r="http://schemas.openxmlformats.org/officeDocument/2006/relationships" xmlns:m="http://schemas.openxmlformats.org/officeDocument/2006/math" xmlns:v="urn:schemas-microsoft-com:vml" xmlns:wp="http://schemas.openxmlformats.org/drawingml/2006/wordprocessingDrawing" xmlns:w10="urn:schemas-microsoft-com:office:word" xmlns:w="http://schemas.openxmlformats.org/wordprocessingml/2006/main" xmlns:wne="http://schemas.microsoft.com/office/word/2006/wordml" xmlns:sl="http://schemas.openxmlformats.org/schemaLibrary/2006/main" xmlns:a="http://schemas.openxmlformats.org/drawingml/2006/main" xmlns:pic="http://schemas.openxmlformats.org/drawingml/2006/picture" xmlns:c="http://schemas.openxmlformats.org/drawingml/2006/chart" xmlns:lc="http://schemas.openxmlformats.org/drawingml/2006/lockedCanvas" xmlns:dgm="http://schemas.openxmlformats.org/drawingml/2006/diagram" xmlns:wps="http://schemas.microsoft.com/office/word/2010/wordprocessingShape" xmlns:wpg="http://schemas.microsoft.com/office/word/2010/wordprocessingGroup" xmlns:w14="http://schemas.microsoft.com/office/word/2010/wordml" xmlns:w15="http://schemas.microsoft.com/office/word/2012/wordml" xmlns:w16="http://schemas.microsoft.com/office/word/2018/wordml" xmlns:w16cex="http://schemas.microsoft.com/office/word/2018/wordml/cex" xmlns:w16cid="http://schemas.microsoft.com/office/word/2016/wordml/cid" xmlns="http://schemas.microsoft.com/office/tasks/2019/documenttasks" xmlns:cr="http://schemas.microsoft.com/office/comments/2020/reactions">
+<w:document xmlns:wpc="http://schemas.microsoft.com/office/word/2010/wordprocessingCanvas" xmlns:cx="http://schemas.microsoft.com/office/drawing/2014/chartex" xmlns:cx1="http://schemas.microsoft.com/office/drawing/2015/9/8/chartex" xmlns:cx2="http://schemas.microsoft.com/office/drawing/2015/10/21/chartex" xmlns:cx3="http://schemas.microsoft.com/office/drawing/2016/5/9/chartex" xmlns:cx4="http://schemas.microsoft.com/office/drawing/2016/5/10/chartex" xmlns:cx5="http://schemas.microsoft.com/office/drawing/2016/5/11/chartex" xmlns:cx6="http://schemas.microsoft.com/office/drawing/2016/5/12/chartex" xmlns:cx7="http://schemas.microsoft.com/office/drawing/2016/5/13/chartex" xmlns:cx8="http://schemas.microsoft.com/office/drawing/2016/5/14/chartex" xmlns:mc="http://schemas.openxmlformats.org/markup-compatibility/2006" xmlns:aink="http://schemas.microsoft.com/office/drawing/2016/ink" xmlns:am3d="http://schemas.microsoft.com/office/drawing/2017/model3d" xmlns:o="urn:schemas-microsoft-com:office:office" xmlns:oel="http://schemas.microsoft.com/office/2019/extlst" xmlns:r="http://schemas.openxmlformats.org/officeDocument/2006/relationships" xmlns:m="http://schemas.openxmlformats.org/officeDocument/2006/math" xmlns:v="urn:schemas-microsoft-com:vml" xmlns:wp14="http://schemas.microsoft.com/office/word/2010/wordprocessingDrawing" xmlns:wp="http://schemas.openxmlformats.org/drawingml/2006/wordprocessingDrawing" xmlns:w10="urn:schemas-microsoft-com:office:word" xmlns:w="http://schemas.openxmlformats.org/wordprocessingml/2006/main" xmlns:w14="http://schemas.microsoft.com/office/word/2010/wordml" xmlns:w15="http://schemas.microsoft.com/office/word/2012/wordml" xmlns:w16cex="http://schemas.microsoft.com/office/word/2018/wordml/cex" xmlns:w16cid="http://schemas.microsoft.com/office/word/2016/wordml/cid" xmlns:w16="http://schemas.microsoft.com/office/word/2018/wordml" xmlns:w16du="http://schemas.microsoft.com/office/word/2023/wordml/word16du" xmlns:w16sdtdh="http://schemas.microsoft.com/office/word/2020/wordml/sdtdatahash" xmlns:w16sdtfl="http://schemas.microsoft.com/office/word/2024/wordml/sdtformatlock" xmlns:w16se="http://schemas.microsoft.com/office/word/2015/wordml/symex" xmlns:wpg="http://schemas.microsoft.com/office/word/2010/wordprocessingGroup" xmlns:wpi="http://schemas.microsoft.com/office/word/2010/wordprocessingInk" xmlns:wne="http://schemas.microsoft.com/office/word/2006/wordml" xmlns:wps="http://schemas.microsoft.com/office/word/2010/wordprocessingShape" mc:Ignorable="w14 w15 w16se w16cid w16 w16cex w16sdtdh w16sdtfl w16du wp14">
   <w:body>
     <w:p>
       <w:pPr>
         <w:jc w:val="center"/>
         <w:rPr>
-          <w:rFonts w:ascii="Century Gothic" w:cs="Century Gothic" w:eastAsia="Century Gothic" w:hAnsi="Century Gothic"/>
-          <w:b w:val="1"/>
-          <w:bCs w:val="1"/>
+          <w:rFonts w:ascii="Century Gothic" w:eastAsia="Century Gothic" w:hAnsi="Century Gothic" w:cs="Century Gothic"/>
+          <w:b/>
+          <w:bCs/>
         </w:rPr>
       </w:pPr>
       <w:r>
         <w:rPr>
-          <w:rFonts w:ascii="Century Gothic" w:cs="Century Gothic" w:eastAsia="Century Gothic" w:hAnsi="Century Gothic"/>
-          <w:b w:val="1"/>
-          <w:bCs w:val="1"/>
+          <w:rFonts w:ascii="Century Gothic" w:eastAsia="Century Gothic" w:hAnsi="Century Gothic" w:cs="Century Gothic"/>
+          <w:b/>
+          <w:bCs/>
           <w:color w:val="000000"/>
           <w:sz w:val="32"/>
           <w:szCs w:val="32"/>
-          <w:rtl w:val="0"/>
-        </w:rPr>
-        <w:t xml:space="preserve">PROCURAÇÃO AD JUDICI</w:t>
-      </w:r>
-      <w:r>
-        <w:rPr>
-          <w:rFonts w:ascii="Century Gothic" w:cs="Century Gothic" w:eastAsia="Century Gothic" w:hAnsi="Century Gothic"/>
-          <w:b w:val="1"/>
-          <w:bCs w:val="1"/>
+        </w:rPr>
+        <w:t>PROCURAÇÃO AD JUDICI</w:t>
+      </w:r>
+      <w:r>
+        <w:rPr>
+          <w:rFonts w:ascii="Century Gothic" w:eastAsia="Century Gothic" w:hAnsi="Century Gothic" w:cs="Century Gothic"/>
+          <w:b/>
+          <w:bCs/>
           <w:sz w:val="32"/>
           <w:szCs w:val="32"/>
-          <w:rtl w:val="0"/>
-        </w:rPr>
-        <w:t xml:space="preserve">A</w:t>
-      </w:r>
-      <w:r>
-        <w:rPr>
-          <w:rtl w:val="0"/>
-        </w:rPr>
-      </w:r>
-      <w:r>
+        </w:rPr>
+        <w:t>A</w:t>
+      </w:r>
+      <w:r>
+        <w:rPr>
+          <w:noProof/>
+        </w:rPr>
         <mc:AlternateContent>
           <mc:Choice Requires="wpg">
             <w:drawing>
-              <wp:anchor allowOverlap="1" behindDoc="0" distB="0" distT="0" distL="114300" distR="114300" hidden="0" layoutInCell="1" locked="0" relativeHeight="0" simplePos="0">
+              <wp:anchor distT="0" distB="0" distL="114300" distR="114300" simplePos="0" relativeHeight="251658240" behindDoc="0" locked="0" layoutInCell="1" hidden="0" allowOverlap="1" wp14:anchorId="5EB7A2F9" wp14:editId="45F40DF6">
                 <wp:simplePos x="0" y="0"/>
                 <wp:positionH relativeFrom="column">
                   <wp:posOffset>-1075371</wp:posOffset>
@@ -52,14 +48,14 @@
                   <wp:posOffset>-904555</wp:posOffset>
                 </wp:positionV>
                 <wp:extent cx="257175" cy="10658475"/>
-                <wp:effectExtent b="0" l="0" r="0" t="0"/>
+                <wp:effectExtent l="0" t="0" r="0" b="0"/>
                 <wp:wrapNone/>
-                <wp:docPr id="2" name=""/>
-                <a:graphic>
+                <wp:docPr id="2" name="Retângulo 2"/>
+                <wp:cNvGraphicFramePr/>
+                <a:graphic xmlns:a="http://schemas.openxmlformats.org/drawingml/2006/main">
                   <a:graphicData uri="http://schemas.microsoft.com/office/word/2010/wordprocessingShape">
                     <wps:wsp>
                       <wps:cNvSpPr/>
-                      <wps:cNvPr id="2" name="Shape 2"/>
                       <wps:spPr>
                         <a:xfrm>
                           <a:off x="5222175" y="0"/>
@@ -71,29 +67,27 @@
                         <a:solidFill>
                           <a:srgbClr val="00359E"/>
                         </a:solidFill>
-                        <a:ln cap="flat" cmpd="sng" w="9525">
+                        <a:ln w="9525" cap="flat" cmpd="sng">
                           <a:solidFill>
                             <a:srgbClr val="000000"/>
                           </a:solidFill>
                           <a:prstDash val="solid"/>
                           <a:round/>
-                          <a:headEnd len="sm" w="sm" type="none"/>
-                          <a:tailEnd len="sm" w="sm" type="none"/>
+                          <a:headEnd type="none" w="sm" len="sm"/>
+                          <a:tailEnd type="none" w="sm" len="sm"/>
                         </a:ln>
                       </wps:spPr>
                       <wps:txbx>
                         <w:txbxContent>
                           <w:p>
                             <w:pPr>
-                              <w:spacing w:after="160" w:before="0" w:line="277.99999237060547"/>
-                              <w:ind w:left="0" w:right="0" w:firstLine="0"/>
-                              <w:jc w:val="left"/>
+                              <w:spacing w:line="277" w:lineRule="auto"/>
                               <w:textDirection w:val="btLr"/>
                             </w:pPr>
                           </w:p>
                         </w:txbxContent>
                       </wps:txbx>
-                      <wps:bodyPr anchorCtr="0" anchor="t" bIns="45700" lIns="91425" spcFirstLastPara="1" rIns="91425" wrap="square" tIns="45700">
+                      <wps:bodyPr spcFirstLastPara="1" wrap="square" lIns="91425" tIns="45700" rIns="91425" bIns="45700" anchor="t" anchorCtr="0">
                         <a:noAutofit/>
                       </wps:bodyPr>
                     </wps:wsp>
@@ -102,7 +96,7 @@
               </wp:anchor>
             </w:drawing>
           </mc:Choice>
-          <mc:Fallback>
+          <mc:Fallback xmlns:cr="http://schemas.microsoft.com/office/comments/2020/reactions" xmlns="http://schemas.microsoft.com/office/tasks/2019/documenttasks" xmlns:dgm="http://schemas.openxmlformats.org/drawingml/2006/diagram" xmlns:lc="http://schemas.openxmlformats.org/drawingml/2006/lockedCanvas" xmlns:c="http://schemas.openxmlformats.org/drawingml/2006/chart" xmlns:pic="http://schemas.openxmlformats.org/drawingml/2006/picture" xmlns:a="http://schemas.openxmlformats.org/drawingml/2006/main" xmlns:sl="http://schemas.openxmlformats.org/schemaLibrary/2006/main">
             <w:drawing>
               <wp:anchor allowOverlap="1" behindDoc="0" distB="0" distT="0" distL="114300" distR="114300" hidden="0" layoutInCell="1" locked="0" relativeHeight="0" simplePos="0">
                 <wp:simplePos x="0" y="0"/>
@@ -151,543 +145,501 @@
       <w:pPr>
         <w:jc w:val="both"/>
         <w:rPr>
-          <w:rFonts w:ascii="Century Gothic" w:cs="Century Gothic" w:eastAsia="Century Gothic" w:hAnsi="Century Gothic"/>
-          <w:b w:val="1"/>
-          <w:bCs w:val="1"/>
+          <w:rFonts w:ascii="Century Gothic" w:eastAsia="Century Gothic" w:hAnsi="Century Gothic" w:cs="Century Gothic"/>
+          <w:b/>
+          <w:bCs/>
         </w:rPr>
       </w:pPr>
-      <w:r>
-        <w:rPr>
-          <w:rtl w:val="0"/>
-        </w:rPr>
-      </w:r>
     </w:p>
     <w:p>
       <w:pPr>
         <w:jc w:val="both"/>
         <w:rPr>
-          <w:rFonts w:ascii="Century Gothic" w:cs="Century Gothic" w:eastAsia="Century Gothic" w:hAnsi="Century Gothic"/>
+          <w:rFonts w:ascii="Century Gothic" w:eastAsia="Century Gothic" w:hAnsi="Century Gothic" w:cs="Century Gothic"/>
           <w:sz w:val="22"/>
           <w:szCs w:val="22"/>
         </w:rPr>
       </w:pPr>
       <w:r>
         <w:rPr>
-          <w:rFonts w:ascii="Century Gothic" w:cs="Century Gothic" w:eastAsia="Century Gothic" w:hAnsi="Century Gothic"/>
-          <w:b w:val="1"/>
-          <w:bCs w:val="1"/>
-          <w:sz w:val="22"/>
-          <w:szCs w:val="22"/>
-          <w:rtl w:val="0"/>
-        </w:rPr>
-        <w:t xml:space="preserve">OUTORGANTE:</w:t>
-      </w:r>
-      <w:r>
-        <w:rPr>
-          <w:rFonts w:ascii="Century Gothic" w:cs="Century Gothic" w:eastAsia="Century Gothic" w:hAnsi="Century Gothic"/>
-          <w:sz w:val="22"/>
-          <w:szCs w:val="22"/>
-          <w:rtl w:val="0"/>
+          <w:rFonts w:ascii="Century Gothic" w:eastAsia="Century Gothic" w:hAnsi="Century Gothic" w:cs="Century Gothic"/>
+          <w:b/>
+          <w:bCs/>
+          <w:sz w:val="22"/>
+          <w:szCs w:val="22"/>
+        </w:rPr>
+        <w:t>OUTORGANTE:</w:t>
+      </w:r>
+      <w:r>
+        <w:rPr>
+          <w:rFonts w:ascii="Century Gothic" w:eastAsia="Century Gothic" w:hAnsi="Century Gothic" w:cs="Century Gothic"/>
+          <w:sz w:val="22"/>
+          <w:szCs w:val="22"/>
         </w:rPr>
         <w:t xml:space="preserve"> </w:t>
       </w:r>
       <w:r>
         <w:rPr>
-          <w:rFonts w:ascii="Century Gothic" w:cs="Century Gothic" w:eastAsia="Century Gothic" w:hAnsi="Century Gothic"/>
+          <w:rFonts w:ascii="Century Gothic" w:eastAsia="Century Gothic" w:hAnsi="Century Gothic" w:cs="Century Gothic"/>
           <w:sz w:val="22"/>
           <w:szCs w:val="22"/>
           <w:highlight w:val="yellow"/>
-          <w:rtl w:val="0"/>
-        </w:rPr>
-        <w:t xml:space="preserve">XXXXXXXXXXXXXXXXXX</w:t>
-      </w:r>
-      <w:r>
-        <w:rPr>
-          <w:rFonts w:ascii="Century Gothic" w:cs="Century Gothic" w:eastAsia="Century Gothic" w:hAnsi="Century Gothic"/>
-          <w:sz w:val="22"/>
-          <w:szCs w:val="22"/>
-          <w:rtl w:val="0"/>
+        </w:rPr>
+        <w:t>XXXXXXXXXXXXXXXXXX</w:t>
+      </w:r>
+      <w:r>
+        <w:rPr>
+          <w:rFonts w:ascii="Century Gothic" w:eastAsia="Century Gothic" w:hAnsi="Century Gothic" w:cs="Century Gothic"/>
+          <w:sz w:val="22"/>
+          <w:szCs w:val="22"/>
         </w:rPr>
         <w:t xml:space="preserve">, </w:t>
       </w:r>
       <w:r>
         <w:rPr>
-          <w:rFonts w:ascii="Century Gothic" w:cs="Century Gothic" w:eastAsia="Century Gothic" w:hAnsi="Century Gothic"/>
+          <w:rFonts w:ascii="Century Gothic" w:eastAsia="Century Gothic" w:hAnsi="Century Gothic" w:cs="Century Gothic"/>
           <w:sz w:val="22"/>
           <w:szCs w:val="22"/>
           <w:highlight w:val="yellow"/>
-          <w:rtl w:val="0"/>
-        </w:rPr>
-        <w:t xml:space="preserve">nacionalidade</w:t>
-      </w:r>
-      <w:r>
-        <w:rPr>
-          <w:rFonts w:ascii="Century Gothic" w:cs="Century Gothic" w:eastAsia="Century Gothic" w:hAnsi="Century Gothic"/>
-          <w:sz w:val="22"/>
-          <w:szCs w:val="22"/>
-          <w:rtl w:val="0"/>
+        </w:rPr>
+        <w:t>nacionalidade</w:t>
+      </w:r>
+      <w:r>
+        <w:rPr>
+          <w:rFonts w:ascii="Century Gothic" w:eastAsia="Century Gothic" w:hAnsi="Century Gothic" w:cs="Century Gothic"/>
+          <w:sz w:val="22"/>
+          <w:szCs w:val="22"/>
         </w:rPr>
         <w:t xml:space="preserve">, </w:t>
       </w:r>
       <w:r>
         <w:rPr>
-          <w:rFonts w:ascii="Century Gothic" w:cs="Century Gothic" w:eastAsia="Century Gothic" w:hAnsi="Century Gothic"/>
+          <w:rFonts w:ascii="Century Gothic" w:eastAsia="Century Gothic" w:hAnsi="Century Gothic" w:cs="Century Gothic"/>
           <w:sz w:val="22"/>
           <w:szCs w:val="22"/>
           <w:highlight w:val="yellow"/>
-          <w:rtl w:val="0"/>
-        </w:rPr>
-        <w:t xml:space="preserve">estado cívil</w:t>
-      </w:r>
-      <w:r>
-        <w:rPr>
-          <w:rFonts w:ascii="Century Gothic" w:cs="Century Gothic" w:eastAsia="Century Gothic" w:hAnsi="Century Gothic"/>
-          <w:sz w:val="22"/>
-          <w:szCs w:val="22"/>
-          <w:rtl w:val="0"/>
+        </w:rPr>
+        <w:t xml:space="preserve">estado </w:t>
+      </w:r>
+      <w:proofErr w:type="spellStart"/>
+      <w:r>
+        <w:rPr>
+          <w:rFonts w:ascii="Century Gothic" w:eastAsia="Century Gothic" w:hAnsi="Century Gothic" w:cs="Century Gothic"/>
+          <w:sz w:val="22"/>
+          <w:szCs w:val="22"/>
+          <w:highlight w:val="yellow"/>
+        </w:rPr>
+        <w:t>cívil</w:t>
+      </w:r>
+      <w:proofErr w:type="spellEnd"/>
+      <w:r>
+        <w:rPr>
+          <w:rFonts w:ascii="Century Gothic" w:eastAsia="Century Gothic" w:hAnsi="Century Gothic" w:cs="Century Gothic"/>
+          <w:sz w:val="22"/>
+          <w:szCs w:val="22"/>
         </w:rPr>
         <w:t xml:space="preserve">, </w:t>
       </w:r>
       <w:r>
         <w:rPr>
-          <w:rFonts w:ascii="Century Gothic" w:cs="Century Gothic" w:eastAsia="Century Gothic" w:hAnsi="Century Gothic"/>
+          <w:rFonts w:ascii="Century Gothic" w:eastAsia="Century Gothic" w:hAnsi="Century Gothic" w:cs="Century Gothic"/>
           <w:sz w:val="22"/>
           <w:szCs w:val="22"/>
           <w:highlight w:val="yellow"/>
-          <w:rtl w:val="0"/>
-        </w:rPr>
-        <w:t xml:space="preserve">profissão</w:t>
-      </w:r>
-      <w:r>
-        <w:rPr>
-          <w:rFonts w:ascii="Century Gothic" w:cs="Century Gothic" w:eastAsia="Century Gothic" w:hAnsi="Century Gothic"/>
-          <w:sz w:val="22"/>
-          <w:szCs w:val="22"/>
-          <w:rtl w:val="0"/>
+        </w:rPr>
+        <w:t>profissão</w:t>
+      </w:r>
+      <w:r>
+        <w:rPr>
+          <w:rFonts w:ascii="Century Gothic" w:eastAsia="Century Gothic" w:hAnsi="Century Gothic" w:cs="Century Gothic"/>
+          <w:sz w:val="22"/>
+          <w:szCs w:val="22"/>
         </w:rPr>
         <w:t xml:space="preserve">, portadora da Cédula de Identidade R.G. n° </w:t>
       </w:r>
       <w:r>
         <w:rPr>
-          <w:rFonts w:ascii="Century Gothic" w:cs="Century Gothic" w:eastAsia="Century Gothic" w:hAnsi="Century Gothic"/>
+          <w:rFonts w:ascii="Century Gothic" w:eastAsia="Century Gothic" w:hAnsi="Century Gothic" w:cs="Century Gothic"/>
           <w:sz w:val="22"/>
           <w:szCs w:val="22"/>
           <w:highlight w:val="yellow"/>
-          <w:rtl w:val="0"/>
-        </w:rPr>
-        <w:t xml:space="preserve">XXXXXXXXX</w:t>
-      </w:r>
-      <w:r>
-        <w:rPr>
-          <w:rFonts w:ascii="Century Gothic" w:cs="Century Gothic" w:eastAsia="Century Gothic" w:hAnsi="Century Gothic"/>
-          <w:sz w:val="22"/>
-          <w:szCs w:val="22"/>
-          <w:rtl w:val="0"/>
+        </w:rPr>
+        <w:t>XXXXXXXXX</w:t>
+      </w:r>
+      <w:r>
+        <w:rPr>
+          <w:rFonts w:ascii="Century Gothic" w:eastAsia="Century Gothic" w:hAnsi="Century Gothic" w:cs="Century Gothic"/>
+          <w:sz w:val="22"/>
+          <w:szCs w:val="22"/>
         </w:rPr>
         <w:t xml:space="preserve">, inscrito(a) no C.P.F./M.F. sob n° </w:t>
       </w:r>
       <w:r>
         <w:rPr>
-          <w:rFonts w:ascii="Century Gothic" w:cs="Century Gothic" w:eastAsia="Century Gothic" w:hAnsi="Century Gothic"/>
+          <w:rFonts w:ascii="Century Gothic" w:eastAsia="Century Gothic" w:hAnsi="Century Gothic" w:cs="Century Gothic"/>
           <w:sz w:val="22"/>
           <w:szCs w:val="22"/>
           <w:highlight w:val="yellow"/>
-          <w:rtl w:val="0"/>
-        </w:rPr>
-        <w:t xml:space="preserve">XXXXXXXXXX</w:t>
-      </w:r>
-      <w:r>
-        <w:rPr>
-          <w:rFonts w:ascii="Century Gothic" w:cs="Century Gothic" w:eastAsia="Century Gothic" w:hAnsi="Century Gothic"/>
-          <w:sz w:val="22"/>
-          <w:szCs w:val="22"/>
-          <w:rtl w:val="0"/>
+        </w:rPr>
+        <w:t>XXXXXXXXXX</w:t>
+      </w:r>
+      <w:r>
+        <w:rPr>
+          <w:rFonts w:ascii="Century Gothic" w:eastAsia="Century Gothic" w:hAnsi="Century Gothic" w:cs="Century Gothic"/>
+          <w:sz w:val="22"/>
+          <w:szCs w:val="22"/>
         </w:rPr>
         <w:t xml:space="preserve">, com endereço eletrônico: </w:t>
       </w:r>
       <w:r>
         <w:rPr>
-          <w:rFonts w:ascii="Century Gothic" w:cs="Century Gothic" w:eastAsia="Century Gothic" w:hAnsi="Century Gothic"/>
+          <w:rFonts w:ascii="Century Gothic" w:eastAsia="Century Gothic" w:hAnsi="Century Gothic" w:cs="Century Gothic"/>
           <w:sz w:val="22"/>
           <w:szCs w:val="22"/>
           <w:highlight w:val="yellow"/>
-          <w:rtl w:val="0"/>
-        </w:rPr>
-        <w:t xml:space="preserve">XXXXXXXXXXXXXXXXXX</w:t>
-      </w:r>
-      <w:r>
-        <w:rPr>
-          <w:rFonts w:ascii="Century Gothic" w:cs="Century Gothic" w:eastAsia="Century Gothic" w:hAnsi="Century Gothic"/>
-          <w:sz w:val="22"/>
-          <w:szCs w:val="22"/>
-          <w:rtl w:val="0"/>
+        </w:rPr>
+        <w:t>XXXXXXXXXXXXXXXXXX</w:t>
+      </w:r>
+      <w:r>
+        <w:rPr>
+          <w:rFonts w:ascii="Century Gothic" w:eastAsia="Century Gothic" w:hAnsi="Century Gothic" w:cs="Century Gothic"/>
+          <w:sz w:val="22"/>
+          <w:szCs w:val="22"/>
         </w:rPr>
         <w:t xml:space="preserve">, residente e domiciliado na Rua </w:t>
       </w:r>
       <w:r>
         <w:rPr>
-          <w:rFonts w:ascii="Century Gothic" w:cs="Century Gothic" w:eastAsia="Century Gothic" w:hAnsi="Century Gothic"/>
+          <w:rFonts w:ascii="Century Gothic" w:eastAsia="Century Gothic" w:hAnsi="Century Gothic" w:cs="Century Gothic"/>
           <w:sz w:val="22"/>
           <w:szCs w:val="22"/>
           <w:highlight w:val="yellow"/>
-          <w:rtl w:val="0"/>
-        </w:rPr>
-        <w:t xml:space="preserve">XXXXXXXXXXXXXXXXXXXXXXXXX</w:t>
-      </w:r>
-      <w:r>
-        <w:rPr>
-          <w:rFonts w:ascii="Century Gothic" w:cs="Century Gothic" w:eastAsia="Century Gothic" w:hAnsi="Century Gothic"/>
-          <w:sz w:val="22"/>
-          <w:szCs w:val="22"/>
-          <w:rtl w:val="0"/>
+        </w:rPr>
+        <w:t>XXXXXXXXXXXXXXXXXXXXXXXXX</w:t>
+      </w:r>
+      <w:r>
+        <w:rPr>
+          <w:rFonts w:ascii="Century Gothic" w:eastAsia="Century Gothic" w:hAnsi="Century Gothic" w:cs="Century Gothic"/>
+          <w:sz w:val="22"/>
+          <w:szCs w:val="22"/>
         </w:rPr>
         <w:t xml:space="preserve"> – CEP: </w:t>
       </w:r>
       <w:r>
         <w:rPr>
-          <w:rFonts w:ascii="Century Gothic" w:cs="Century Gothic" w:eastAsia="Century Gothic" w:hAnsi="Century Gothic"/>
+          <w:rFonts w:ascii="Century Gothic" w:eastAsia="Century Gothic" w:hAnsi="Century Gothic" w:cs="Century Gothic"/>
           <w:sz w:val="22"/>
           <w:szCs w:val="22"/>
           <w:highlight w:val="yellow"/>
-          <w:rtl w:val="0"/>
-        </w:rPr>
-        <w:t xml:space="preserve">XXXXX-XXX</w:t>
-      </w:r>
-      <w:r>
-        <w:rPr>
-          <w:rFonts w:ascii="Century Gothic" w:cs="Century Gothic" w:eastAsia="Century Gothic" w:hAnsi="Century Gothic"/>
-          <w:sz w:val="22"/>
-          <w:szCs w:val="22"/>
-          <w:rtl w:val="0"/>
-        </w:rPr>
-        <w:t xml:space="preserve">.</w:t>
+        </w:rPr>
+        <w:t>XXXXX-XXX</w:t>
+      </w:r>
+      <w:r>
+        <w:rPr>
+          <w:rFonts w:ascii="Century Gothic" w:eastAsia="Century Gothic" w:hAnsi="Century Gothic" w:cs="Century Gothic"/>
+          <w:sz w:val="22"/>
+          <w:szCs w:val="22"/>
+        </w:rPr>
+        <w:t>.</w:t>
       </w:r>
     </w:p>
     <w:p>
       <w:pPr>
         <w:jc w:val="both"/>
         <w:rPr>
-          <w:rFonts w:ascii="Century Gothic" w:cs="Century Gothic" w:eastAsia="Century Gothic" w:hAnsi="Century Gothic"/>
+          <w:rFonts w:ascii="Century Gothic" w:eastAsia="Century Gothic" w:hAnsi="Century Gothic" w:cs="Century Gothic"/>
           <w:sz w:val="22"/>
           <w:szCs w:val="22"/>
         </w:rPr>
       </w:pPr>
-      <w:r>
-        <w:rPr>
-          <w:rtl w:val="0"/>
-        </w:rPr>
-      </w:r>
     </w:p>
     <w:p>
       <w:pPr>
         <w:jc w:val="both"/>
         <w:rPr>
-          <w:rFonts w:ascii="Century Gothic" w:cs="Century Gothic" w:eastAsia="Century Gothic" w:hAnsi="Century Gothic"/>
+          <w:rFonts w:ascii="Century Gothic" w:eastAsia="Century Gothic" w:hAnsi="Century Gothic" w:cs="Century Gothic"/>
           <w:sz w:val="22"/>
           <w:szCs w:val="22"/>
         </w:rPr>
       </w:pPr>
       <w:r>
         <w:rPr>
-          <w:rFonts w:ascii="Century Gothic" w:cs="Century Gothic" w:eastAsia="Century Gothic" w:hAnsi="Century Gothic"/>
-          <w:b w:val="1"/>
-          <w:bCs w:val="1"/>
-          <w:sz w:val="22"/>
-          <w:szCs w:val="22"/>
-          <w:rtl w:val="0"/>
-        </w:rPr>
-        <w:t xml:space="preserve">OUTORGADO</w:t>
-      </w:r>
-      <w:r>
-        <w:rPr>
-          <w:rFonts w:ascii="Century Gothic" w:cs="Century Gothic" w:eastAsia="Century Gothic" w:hAnsi="Century Gothic"/>
-          <w:sz w:val="22"/>
-          <w:szCs w:val="22"/>
-          <w:rtl w:val="0"/>
+          <w:rFonts w:ascii="Century Gothic" w:eastAsia="Century Gothic" w:hAnsi="Century Gothic" w:cs="Century Gothic"/>
+          <w:b/>
+          <w:bCs/>
+          <w:sz w:val="22"/>
+          <w:szCs w:val="22"/>
+        </w:rPr>
+        <w:t>OUTORGADO</w:t>
+      </w:r>
+      <w:r>
+        <w:rPr>
+          <w:rFonts w:ascii="Century Gothic" w:eastAsia="Century Gothic" w:hAnsi="Century Gothic" w:cs="Century Gothic"/>
+          <w:sz w:val="22"/>
+          <w:szCs w:val="22"/>
         </w:rPr>
         <w:t xml:space="preserve">: </w:t>
       </w:r>
       <w:r>
         <w:rPr>
-          <w:rFonts w:ascii="Century Gothic" w:cs="Century Gothic" w:eastAsia="Century Gothic" w:hAnsi="Century Gothic"/>
-          <w:b w:val="1"/>
-          <w:bCs w:val="1"/>
-          <w:sz w:val="22"/>
-          <w:szCs w:val="22"/>
-          <w:rtl w:val="0"/>
+          <w:rFonts w:ascii="Century Gothic" w:eastAsia="Century Gothic" w:hAnsi="Century Gothic" w:cs="Century Gothic"/>
+          <w:b/>
+          <w:bCs/>
+          <w:sz w:val="22"/>
+          <w:szCs w:val="22"/>
         </w:rPr>
         <w:t xml:space="preserve">Juliana Cristina Galzo, </w:t>
       </w:r>
       <w:r>
         <w:rPr>
-          <w:rFonts w:ascii="Century Gothic" w:cs="Century Gothic" w:eastAsia="Century Gothic" w:hAnsi="Century Gothic"/>
-          <w:sz w:val="22"/>
-          <w:szCs w:val="22"/>
-          <w:rtl w:val="0"/>
-        </w:rPr>
-        <w:t xml:space="preserve">brasileira, divorciada, advogada inscrita na OAB/SP 336.677, com endereço eletrônico: </w:t>
-      </w:r>
-      <w:hyperlink r:id="rId8">
-        <w:r>
-          <w:rPr>
-            <w:rFonts w:ascii="Century Gothic" w:cs="Century Gothic" w:eastAsia="Century Gothic" w:hAnsi="Century Gothic"/>
-            <w:color w:val="4c94d8"/>
-            <w:sz w:val="22"/>
-            <w:szCs w:val="22"/>
-            <w:u w:val="single"/>
-            <w:rtl w:val="0"/>
-          </w:rPr>
-          <w:t xml:space="preserve">adv.mkmello@gmail.com</w:t>
-        </w:r>
-      </w:hyperlink>
-      <w:r>
-        <w:rPr>
-          <w:rFonts w:ascii="Century Gothic" w:cs="Century Gothic" w:eastAsia="Century Gothic" w:hAnsi="Century Gothic"/>
-          <w:sz w:val="22"/>
-          <w:szCs w:val="22"/>
-          <w:rtl w:val="0"/>
-        </w:rPr>
-        <w:t xml:space="preserve">, com escritório profissional situado na Av. Cachoeira Paulista, nº 131, sala 3, Cidade Patriarca, São Paulo – SP, CEP: 03551-000, onde recebe intimações e notificações.</w:t>
+          <w:rFonts w:ascii="Century Gothic" w:eastAsia="Century Gothic" w:hAnsi="Century Gothic" w:cs="Century Gothic"/>
+          <w:sz w:val="22"/>
+          <w:szCs w:val="22"/>
+        </w:rPr>
+        <w:t xml:space="preserve">brasileira, divorciada, advogada inscrita na OAB/SP </w:t>
+      </w:r>
+      <w:r>
+        <w:rPr>
+          <w:rFonts w:ascii="Century Gothic" w:eastAsia="Century Gothic" w:hAnsi="Century Gothic" w:cs="Century Gothic"/>
+          <w:sz w:val="22"/>
+          <w:szCs w:val="22"/>
+        </w:rPr>
+        <w:t>524.585</w:t>
+      </w:r>
+      <w:r>
+        <w:rPr>
+          <w:rFonts w:ascii="Century Gothic" w:eastAsia="Century Gothic" w:hAnsi="Century Gothic" w:cs="Century Gothic"/>
+          <w:sz w:val="22"/>
+          <w:szCs w:val="22"/>
+        </w:rPr>
+        <w:t xml:space="preserve">, com endereço eletrônico: </w:t>
+      </w:r>
+      <w:r>
+        <w:rPr>
+          <w:u w:val="single"/>
+        </w:rPr>
+        <w:t>brajulianacgalzo@gmail.com</w:t>
+      </w:r>
+      <w:r>
+        <w:rPr>
+          <w:rFonts w:ascii="Century Gothic" w:eastAsia="Century Gothic" w:hAnsi="Century Gothic" w:cs="Century Gothic"/>
+          <w:sz w:val="22"/>
+          <w:szCs w:val="22"/>
+        </w:rPr>
+        <w:t>, com escritório profissional situado na Av. Cachoeira Paulista, nº 131, sala 3, Cidade Patriarca, São Paulo – SP, CEP: 03551-000, onde recebe intimações e notificações.</w:t>
       </w:r>
     </w:p>
     <w:p>
       <w:pPr>
         <w:jc w:val="both"/>
         <w:rPr>
-          <w:rFonts w:ascii="Century Gothic" w:cs="Century Gothic" w:eastAsia="Century Gothic" w:hAnsi="Century Gothic"/>
+          <w:rFonts w:ascii="Century Gothic" w:eastAsia="Century Gothic" w:hAnsi="Century Gothic" w:cs="Century Gothic"/>
           <w:sz w:val="22"/>
           <w:szCs w:val="22"/>
         </w:rPr>
       </w:pPr>
-      <w:r>
-        <w:rPr>
-          <w:rtl w:val="0"/>
-        </w:rPr>
-      </w:r>
     </w:p>
     <w:p>
       <w:pPr>
         <w:jc w:val="both"/>
         <w:rPr>
-          <w:rFonts w:ascii="Century Gothic" w:cs="Century Gothic" w:eastAsia="Century Gothic" w:hAnsi="Century Gothic"/>
+          <w:rFonts w:ascii="Century Gothic" w:eastAsia="Century Gothic" w:hAnsi="Century Gothic" w:cs="Century Gothic"/>
           <w:sz w:val="22"/>
           <w:szCs w:val="22"/>
         </w:rPr>
       </w:pPr>
       <w:r>
         <w:rPr>
-          <w:rFonts w:ascii="Century Gothic" w:cs="Century Gothic" w:eastAsia="Century Gothic" w:hAnsi="Century Gothic"/>
-          <w:b w:val="1"/>
-          <w:bCs w:val="1"/>
-          <w:sz w:val="22"/>
-          <w:szCs w:val="22"/>
-          <w:rtl w:val="0"/>
-        </w:rPr>
-        <w:t xml:space="preserve">PODERES:</w:t>
-      </w:r>
-      <w:r>
-        <w:rPr>
-          <w:rFonts w:ascii="Century Gothic" w:cs="Century Gothic" w:eastAsia="Century Gothic" w:hAnsi="Century Gothic"/>
-          <w:sz w:val="22"/>
-          <w:szCs w:val="22"/>
-          <w:rtl w:val="0"/>
+          <w:rFonts w:ascii="Century Gothic" w:eastAsia="Century Gothic" w:hAnsi="Century Gothic" w:cs="Century Gothic"/>
+          <w:b/>
+          <w:bCs/>
+          <w:sz w:val="22"/>
+          <w:szCs w:val="22"/>
+        </w:rPr>
+        <w:t>PODERES:</w:t>
+      </w:r>
+      <w:r>
+        <w:rPr>
+          <w:rFonts w:ascii="Century Gothic" w:eastAsia="Century Gothic" w:hAnsi="Century Gothic" w:cs="Century Gothic"/>
+          <w:sz w:val="22"/>
+          <w:szCs w:val="22"/>
         </w:rPr>
         <w:t xml:space="preserve"> Por este instrumento particular de procuração, o(a) </w:t>
       </w:r>
       <w:r>
         <w:rPr>
-          <w:rFonts w:ascii="Century Gothic" w:cs="Century Gothic" w:eastAsia="Century Gothic" w:hAnsi="Century Gothic"/>
-          <w:b w:val="1"/>
-          <w:bCs w:val="1"/>
-          <w:sz w:val="22"/>
-          <w:szCs w:val="22"/>
-          <w:rtl w:val="0"/>
-        </w:rPr>
-        <w:t xml:space="preserve">OUTORGANTE</w:t>
-      </w:r>
-      <w:r>
-        <w:rPr>
-          <w:rFonts w:ascii="Century Gothic" w:cs="Century Gothic" w:eastAsia="Century Gothic" w:hAnsi="Century Gothic"/>
-          <w:sz w:val="22"/>
-          <w:szCs w:val="22"/>
-          <w:rtl w:val="0"/>
+          <w:rFonts w:ascii="Century Gothic" w:eastAsia="Century Gothic" w:hAnsi="Century Gothic" w:cs="Century Gothic"/>
+          <w:b/>
+          <w:bCs/>
+          <w:sz w:val="22"/>
+          <w:szCs w:val="22"/>
+        </w:rPr>
+        <w:t>OUTORGANTE</w:t>
+      </w:r>
+      <w:r>
+        <w:rPr>
+          <w:rFonts w:ascii="Century Gothic" w:eastAsia="Century Gothic" w:hAnsi="Century Gothic" w:cs="Century Gothic"/>
+          <w:sz w:val="22"/>
+          <w:szCs w:val="22"/>
         </w:rPr>
         <w:t xml:space="preserve"> confere ao(à) </w:t>
       </w:r>
       <w:r>
         <w:rPr>
-          <w:rFonts w:ascii="Century Gothic" w:cs="Century Gothic" w:eastAsia="Century Gothic" w:hAnsi="Century Gothic"/>
-          <w:b w:val="1"/>
-          <w:bCs w:val="1"/>
-          <w:sz w:val="22"/>
-          <w:szCs w:val="22"/>
-          <w:rtl w:val="0"/>
-        </w:rPr>
-        <w:t xml:space="preserve">OUTORGADO</w:t>
-      </w:r>
-      <w:r>
-        <w:rPr>
-          <w:rFonts w:ascii="Century Gothic" w:cs="Century Gothic" w:eastAsia="Century Gothic" w:hAnsi="Century Gothic"/>
-          <w:sz w:val="22"/>
-          <w:szCs w:val="22"/>
-          <w:rtl w:val="0"/>
-        </w:rPr>
-        <w:t xml:space="preserve">(a) os mais amplos, gerais e ilimitados poderes para o foro em geral, em qualquer juízo, instância ou tribunal, podendo propor quaisquer ações, defesas, recursos, contrapor, aditar, desistir, confessar, transigir, firmar compromissos ou acordos, requerer e retirar alvarás, receber valores, dar e quitar recibos, requerer falências, concordatas ou recuperações judiciais, assim como praticar todos e quaisquer atos necessários e convenientes ao bom e fiel cumprimento do presente mandato.</w:t>
+          <w:rFonts w:ascii="Century Gothic" w:eastAsia="Century Gothic" w:hAnsi="Century Gothic" w:cs="Century Gothic"/>
+          <w:b/>
+          <w:bCs/>
+          <w:sz w:val="22"/>
+          <w:szCs w:val="22"/>
+        </w:rPr>
+        <w:t>OUTORGADO</w:t>
+      </w:r>
+      <w:r>
+        <w:rPr>
+          <w:rFonts w:ascii="Century Gothic" w:eastAsia="Century Gothic" w:hAnsi="Century Gothic" w:cs="Century Gothic"/>
+          <w:sz w:val="22"/>
+          <w:szCs w:val="22"/>
+        </w:rPr>
+        <w:t>(a) os mais amplos, gerais e ilimitados poderes para o foro em geral, em qualquer juízo, instância ou tribunal, podendo propor quaisquer ações, defesas, recursos, contrapor, aditar, desistir, confessar, transigir, firmar compromissos ou acordos, requerer e retirar alvarás, receber valores, dar e quitar recibos, requerer falências, concordatas ou recuperações judiciais, assim como praticar todos e quaisquer atos necessários e convenientes ao bom e fiel cumprimento do presente mandato.</w:t>
       </w:r>
     </w:p>
     <w:p>
       <w:pPr>
         <w:jc w:val="both"/>
         <w:rPr>
-          <w:rFonts w:ascii="Century Gothic" w:cs="Century Gothic" w:eastAsia="Century Gothic" w:hAnsi="Century Gothic"/>
+          <w:rFonts w:ascii="Century Gothic" w:eastAsia="Century Gothic" w:hAnsi="Century Gothic" w:cs="Century Gothic"/>
           <w:sz w:val="22"/>
           <w:szCs w:val="22"/>
         </w:rPr>
       </w:pPr>
       <w:r>
         <w:rPr>
-          <w:rFonts w:ascii="Century Gothic" w:cs="Century Gothic" w:eastAsia="Century Gothic" w:hAnsi="Century Gothic"/>
-          <w:b w:val="1"/>
-          <w:bCs w:val="1"/>
-          <w:sz w:val="22"/>
-          <w:szCs w:val="22"/>
-          <w:rtl w:val="0"/>
-        </w:rPr>
-        <w:br w:type="textWrapping"/>
-        <w:t xml:space="preserve">OBJETIVO:</w:t>
-      </w:r>
-      <w:r>
-        <w:rPr>
-          <w:rFonts w:ascii="Century Gothic" w:cs="Century Gothic" w:eastAsia="Century Gothic" w:hAnsi="Century Gothic"/>
-          <w:sz w:val="22"/>
-          <w:szCs w:val="22"/>
-          <w:rtl w:val="0"/>
+          <w:rFonts w:ascii="Century Gothic" w:eastAsia="Century Gothic" w:hAnsi="Century Gothic" w:cs="Century Gothic"/>
+          <w:b/>
+          <w:bCs/>
+          <w:sz w:val="22"/>
+          <w:szCs w:val="22"/>
+        </w:rPr>
+        <w:br/>
+        <w:t>OBJETIVO:</w:t>
+      </w:r>
+      <w:r>
+        <w:rPr>
+          <w:rFonts w:ascii="Century Gothic" w:eastAsia="Century Gothic" w:hAnsi="Century Gothic" w:cs="Century Gothic"/>
+          <w:sz w:val="22"/>
+          <w:szCs w:val="22"/>
         </w:rPr>
         <w:t xml:space="preserve"> Os poderes ora concedidos destinam-se exclusivamente ao ingresso de Ação de Revisão de Contrato, contra o </w:t>
       </w:r>
       <w:r>
         <w:rPr>
-          <w:rFonts w:ascii="Century Gothic" w:cs="Century Gothic" w:eastAsia="Century Gothic" w:hAnsi="Century Gothic"/>
-          <w:b w:val="1"/>
-          <w:bCs w:val="1"/>
+          <w:rFonts w:ascii="Century Gothic" w:eastAsia="Century Gothic" w:hAnsi="Century Gothic" w:cs="Century Gothic"/>
+          <w:b/>
+          <w:bCs/>
           <w:sz w:val="22"/>
           <w:szCs w:val="22"/>
           <w:highlight w:val="yellow"/>
-          <w:rtl w:val="0"/>
-        </w:rPr>
-        <w:t xml:space="preserve">BANCO XXXXXXXX</w:t>
-      </w:r>
-      <w:r>
-        <w:rPr>
-          <w:rFonts w:ascii="Century Gothic" w:cs="Century Gothic" w:eastAsia="Century Gothic" w:hAnsi="Century Gothic"/>
-          <w:b w:val="1"/>
-          <w:bCs w:val="1"/>
-          <w:sz w:val="22"/>
-          <w:szCs w:val="22"/>
-          <w:rtl w:val="0"/>
-        </w:rPr>
-        <w:t xml:space="preserve">, e n°</w:t>
-      </w:r>
-      <w:r>
-        <w:rPr>
-          <w:rtl w:val="0"/>
-        </w:rPr>
+        </w:rPr>
+        <w:t>BANCO XXXXXXXX</w:t>
+      </w:r>
+      <w:r>
+        <w:rPr>
+          <w:rFonts w:ascii="Century Gothic" w:eastAsia="Century Gothic" w:hAnsi="Century Gothic" w:cs="Century Gothic"/>
+          <w:b/>
+          <w:bCs/>
+          <w:sz w:val="22"/>
+          <w:szCs w:val="22"/>
+        </w:rPr>
+        <w:t>, e n°</w:t>
+      </w:r>
+      <w:r>
         <w:t xml:space="preserve"> de contrato </w:t>
       </w:r>
       <w:r>
         <w:rPr>
-          <w:rFonts w:ascii="Century Gothic" w:cs="Century Gothic" w:eastAsia="Century Gothic" w:hAnsi="Century Gothic"/>
-          <w:b w:val="1"/>
-          <w:bCs w:val="1"/>
+          <w:rFonts w:ascii="Century Gothic" w:eastAsia="Century Gothic" w:hAnsi="Century Gothic" w:cs="Century Gothic"/>
+          <w:b/>
+          <w:bCs/>
           <w:sz w:val="22"/>
           <w:szCs w:val="22"/>
           <w:highlight w:val="yellow"/>
-          <w:rtl w:val="0"/>
-        </w:rPr>
-        <w:t xml:space="preserve">XXXXXXXXX</w:t>
-      </w:r>
-      <w:r>
-        <w:rPr>
-          <w:rFonts w:ascii="Century Gothic" w:cs="Century Gothic" w:eastAsia="Century Gothic" w:hAnsi="Century Gothic"/>
-          <w:sz w:val="22"/>
-          <w:szCs w:val="22"/>
-          <w:rtl w:val="0"/>
-        </w:rPr>
-        <w:t xml:space="preserve">, bem como na defesa de seus interesses.</w:t>
+        </w:rPr>
+        <w:t>XXXXXXXXX</w:t>
+      </w:r>
+      <w:r>
+        <w:rPr>
+          <w:rFonts w:ascii="Century Gothic" w:eastAsia="Century Gothic" w:hAnsi="Century Gothic" w:cs="Century Gothic"/>
+          <w:sz w:val="22"/>
+          <w:szCs w:val="22"/>
+        </w:rPr>
+        <w:t>, bem como na defesa de seus interesses.</w:t>
       </w:r>
     </w:p>
     <w:p>
       <w:pPr>
         <w:jc w:val="both"/>
         <w:rPr>
-          <w:rFonts w:ascii="Century Gothic" w:cs="Century Gothic" w:eastAsia="Century Gothic" w:hAnsi="Century Gothic"/>
+          <w:rFonts w:ascii="Century Gothic" w:eastAsia="Century Gothic" w:hAnsi="Century Gothic" w:cs="Century Gothic"/>
           <w:sz w:val="22"/>
           <w:szCs w:val="22"/>
         </w:rPr>
       </w:pPr>
       <w:r>
         <w:rPr>
-          <w:rFonts w:ascii="Century Gothic" w:cs="Century Gothic" w:eastAsia="Century Gothic" w:hAnsi="Century Gothic"/>
-          <w:sz w:val="22"/>
-          <w:szCs w:val="22"/>
-          <w:rtl w:val="0"/>
-        </w:rPr>
-        <w:br w:type="textWrapping"/>
-      </w:r>
-      <w:r>
-        <w:rPr>
-          <w:rFonts w:ascii="Century Gothic" w:cs="Century Gothic" w:eastAsia="Century Gothic" w:hAnsi="Century Gothic"/>
+          <w:rFonts w:ascii="Century Gothic" w:eastAsia="Century Gothic" w:hAnsi="Century Gothic" w:cs="Century Gothic"/>
+          <w:sz w:val="22"/>
+          <w:szCs w:val="22"/>
+        </w:rPr>
+        <w:br/>
+      </w:r>
+      <w:r>
+        <w:rPr>
+          <w:rFonts w:ascii="Century Gothic" w:eastAsia="Century Gothic" w:hAnsi="Century Gothic" w:cs="Century Gothic"/>
           <w:sz w:val="22"/>
           <w:szCs w:val="22"/>
           <w:highlight w:val="yellow"/>
-          <w:rtl w:val="0"/>
-        </w:rPr>
-        <w:t xml:space="preserve">Estado</w:t>
-      </w:r>
-      <w:r>
-        <w:rPr>
-          <w:rFonts w:ascii="Century Gothic" w:cs="Century Gothic" w:eastAsia="Century Gothic" w:hAnsi="Century Gothic"/>
-          <w:sz w:val="22"/>
-          <w:szCs w:val="22"/>
-          <w:rtl w:val="0"/>
+        </w:rPr>
+        <w:t>Estado</w:t>
+      </w:r>
+      <w:r>
+        <w:rPr>
+          <w:rFonts w:ascii="Century Gothic" w:eastAsia="Century Gothic" w:hAnsi="Century Gothic" w:cs="Century Gothic"/>
+          <w:sz w:val="22"/>
+          <w:szCs w:val="22"/>
         </w:rPr>
         <w:t xml:space="preserve">, </w:t>
       </w:r>
       <w:r>
         <w:rPr>
-          <w:rFonts w:ascii="Century Gothic" w:cs="Century Gothic" w:eastAsia="Century Gothic" w:hAnsi="Century Gothic"/>
+          <w:rFonts w:ascii="Century Gothic" w:eastAsia="Century Gothic" w:hAnsi="Century Gothic" w:cs="Century Gothic"/>
           <w:sz w:val="22"/>
           <w:szCs w:val="22"/>
           <w:highlight w:val="yellow"/>
-          <w:rtl w:val="0"/>
-        </w:rPr>
-        <w:t xml:space="preserve">XX</w:t>
-      </w:r>
-      <w:r>
-        <w:rPr>
-          <w:rFonts w:ascii="Century Gothic" w:cs="Century Gothic" w:eastAsia="Century Gothic" w:hAnsi="Century Gothic"/>
-          <w:sz w:val="22"/>
-          <w:szCs w:val="22"/>
-          <w:rtl w:val="0"/>
+        </w:rPr>
+        <w:t>XX</w:t>
+      </w:r>
+      <w:r>
+        <w:rPr>
+          <w:rFonts w:ascii="Century Gothic" w:eastAsia="Century Gothic" w:hAnsi="Century Gothic" w:cs="Century Gothic"/>
+          <w:sz w:val="22"/>
+          <w:szCs w:val="22"/>
         </w:rPr>
         <w:t xml:space="preserve"> de </w:t>
       </w:r>
       <w:r>
         <w:rPr>
-          <w:rFonts w:ascii="Century Gothic" w:cs="Century Gothic" w:eastAsia="Century Gothic" w:hAnsi="Century Gothic"/>
+          <w:rFonts w:ascii="Century Gothic" w:eastAsia="Century Gothic" w:hAnsi="Century Gothic" w:cs="Century Gothic"/>
           <w:sz w:val="22"/>
           <w:szCs w:val="22"/>
           <w:highlight w:val="yellow"/>
-          <w:rtl w:val="0"/>
-        </w:rPr>
-        <w:t xml:space="preserve">XXXXXXX</w:t>
-      </w:r>
-      <w:r>
-        <w:rPr>
-          <w:rFonts w:ascii="Century Gothic" w:cs="Century Gothic" w:eastAsia="Century Gothic" w:hAnsi="Century Gothic"/>
-          <w:sz w:val="22"/>
-          <w:szCs w:val="22"/>
-          <w:rtl w:val="0"/>
+        </w:rPr>
+        <w:t>XXXXXXX</w:t>
+      </w:r>
+      <w:r>
+        <w:rPr>
+          <w:rFonts w:ascii="Century Gothic" w:eastAsia="Century Gothic" w:hAnsi="Century Gothic" w:cs="Century Gothic"/>
+          <w:sz w:val="22"/>
+          <w:szCs w:val="22"/>
         </w:rPr>
         <w:t xml:space="preserve"> de 2025.</w:t>
       </w:r>
@@ -695,30 +647,43 @@
     <w:p>
       <w:pPr>
         <w:rPr>
-          <w:rFonts w:ascii="Century Gothic" w:cs="Century Gothic" w:eastAsia="Century Gothic" w:hAnsi="Century Gothic"/>
+          <w:rFonts w:ascii="Century Gothic" w:eastAsia="Century Gothic" w:hAnsi="Century Gothic" w:cs="Century Gothic"/>
           <w:sz w:val="22"/>
           <w:szCs w:val="22"/>
         </w:rPr>
       </w:pPr>
       <w:r>
         <w:rPr>
-          <w:rFonts w:ascii="Century Gothic" w:cs="Century Gothic" w:eastAsia="Century Gothic" w:hAnsi="Century Gothic"/>
-          <w:sz w:val="22"/>
-          <w:szCs w:val="22"/>
-          <w:rtl w:val="0"/>
-        </w:rPr>
-        <w:br w:type="textWrapping"/>
-        <w:br w:type="textWrapping"/>
-        <w:br w:type="textWrapping"/>
-        <w:t xml:space="preserve">_________________________________</w:t>
+          <w:rFonts w:ascii="Century Gothic" w:eastAsia="Century Gothic" w:hAnsi="Century Gothic" w:cs="Century Gothic"/>
+          <w:sz w:val="22"/>
+          <w:szCs w:val="22"/>
+        </w:rPr>
+        <w:br/>
+      </w:r>
+      <w:r>
+        <w:rPr>
+          <w:rFonts w:ascii="Century Gothic" w:eastAsia="Century Gothic" w:hAnsi="Century Gothic" w:cs="Century Gothic"/>
+          <w:sz w:val="22"/>
+          <w:szCs w:val="22"/>
+        </w:rPr>
+        <w:br/>
+      </w:r>
+      <w:r>
+        <w:rPr>
+          <w:rFonts w:ascii="Century Gothic" w:eastAsia="Century Gothic" w:hAnsi="Century Gothic" w:cs="Century Gothic"/>
+          <w:sz w:val="22"/>
+          <w:szCs w:val="22"/>
+        </w:rPr>
+        <w:br/>
+        <w:t>_________________________________</w:t>
       </w:r>
     </w:p>
     <w:p>
       <w:pPr>
         <w:rPr>
-          <w:rFonts w:ascii="Century Gothic" w:cs="Century Gothic" w:eastAsia="Century Gothic" w:hAnsi="Century Gothic"/>
-          <w:b w:val="1"/>
-          <w:bCs w:val="1"/>
+          <w:rFonts w:ascii="Century Gothic" w:eastAsia="Century Gothic" w:hAnsi="Century Gothic" w:cs="Century Gothic"/>
+          <w:b/>
+          <w:bCs/>
           <w:color w:val="171717"/>
           <w:sz w:val="18"/>
           <w:szCs w:val="18"/>
@@ -726,180 +691,553 @@
       </w:pPr>
       <w:r>
         <w:rPr>
-          <w:rFonts w:ascii="Century Gothic" w:cs="Century Gothic" w:eastAsia="Century Gothic" w:hAnsi="Century Gothic"/>
-          <w:b w:val="1"/>
-          <w:bCs w:val="1"/>
+          <w:rFonts w:ascii="Century Gothic" w:eastAsia="Century Gothic" w:hAnsi="Century Gothic" w:cs="Century Gothic"/>
+          <w:b/>
+          <w:bCs/>
           <w:color w:val="171717"/>
           <w:sz w:val="18"/>
           <w:szCs w:val="18"/>
-          <w:rtl w:val="0"/>
         </w:rPr>
         <w:t xml:space="preserve">CLIENTE </w:t>
       </w:r>
       <w:r>
         <w:rPr>
-          <w:rFonts w:ascii="Century Gothic" w:cs="Century Gothic" w:eastAsia="Century Gothic" w:hAnsi="Century Gothic"/>
-          <w:b w:val="1"/>
-          <w:bCs w:val="1"/>
+          <w:rFonts w:ascii="Century Gothic" w:eastAsia="Century Gothic" w:hAnsi="Century Gothic" w:cs="Century Gothic"/>
+          <w:b/>
+          <w:bCs/>
           <w:color w:val="171717"/>
           <w:sz w:val="18"/>
           <w:szCs w:val="18"/>
           <w:highlight w:val="yellow"/>
-          <w:rtl w:val="0"/>
-        </w:rPr>
-        <w:t xml:space="preserve">XXXXXXXXXXXX</w:t>
-      </w:r>
-      <w:r>
-        <w:rPr>
-          <w:rtl w:val="0"/>
-        </w:rPr>
+        </w:rPr>
+        <w:t>XXXXXXXXXXXX</w:t>
       </w:r>
     </w:p>
     <w:sectPr>
-      <w:pgSz w:h="16838" w:w="11906" w:orient="portrait"/>
-      <w:pgMar w:bottom="1417" w:top="1417" w:left="1701" w:right="1701" w:header="708" w:footer="708"/>
+      <w:pgSz w:w="11906" w:h="16838"/>
+      <w:pgMar w:top="1417" w:right="1701" w:bottom="1417" w:left="1701" w:header="708" w:footer="708" w:gutter="0"/>
       <w:pgNumType w:start="1"/>
+      <w:cols w:space="720"/>
     </w:sectPr>
   </w:body>
 </w:document>
 </file>
 
-<file path=word/numbering.xml><?xml version="1.0" encoding="utf-8"?>
-<w:numbering xmlns:mc="http://schemas.openxmlformats.org/markup-compatibility/2006" xmlns:o="urn:schemas-microsoft-com:office:office" xmlns:r="http://schemas.openxmlformats.org/officeDocument/2006/relationships" xmlns:m="http://schemas.openxmlformats.org/officeDocument/2006/math" xmlns:v="urn:schemas-microsoft-com:vml" xmlns:wp="http://schemas.openxmlformats.org/drawingml/2006/wordprocessingDrawing" xmlns:w10="urn:schemas-microsoft-com:office:word" xmlns:w="http://schemas.openxmlformats.org/wordprocessingml/2006/main" xmlns:wne="http://schemas.microsoft.com/office/word/2006/wordml" xmlns:sl="http://schemas.openxmlformats.org/schemaLibrary/2006/main" xmlns:a="http://schemas.openxmlformats.org/drawingml/2006/main" xmlns:pic="http://schemas.openxmlformats.org/drawingml/2006/picture" xmlns:c="http://schemas.openxmlformats.org/drawingml/2006/chart" xmlns:lc="http://schemas.openxmlformats.org/drawingml/2006/lockedCanvas" xmlns:dgm="http://schemas.openxmlformats.org/drawingml/2006/diagram" xmlns:wps="http://schemas.microsoft.com/office/word/2010/wordprocessingShape" xmlns:wpg="http://schemas.microsoft.com/office/word/2010/wordprocessingGroup" xmlns:w14="http://schemas.microsoft.com/office/word/2010/wordml" xmlns:w15="http://schemas.microsoft.com/office/word/2012/wordml" xmlns:w16="http://schemas.microsoft.com/office/word/2018/wordml" xmlns:w16cex="http://schemas.microsoft.com/office/word/2018/wordml/cex" xmlns:w16cid="http://schemas.microsoft.com/office/word/2016/wordml/cid" xmlns="http://schemas.microsoft.com/office/tasks/2019/documenttasks" xmlns:cr="http://schemas.microsoft.com/office/comments/2020/reactions"/>
-</file>
-
 <file path=word/styles.xml><?xml version="1.0" encoding="utf-8"?>
-<w:styles xmlns:mc="http://schemas.openxmlformats.org/markup-compatibility/2006" xmlns:o="urn:schemas-microsoft-com:office:office" xmlns:r="http://schemas.openxmlformats.org/officeDocument/2006/relationships" xmlns:m="http://schemas.openxmlformats.org/officeDocument/2006/math" xmlns:v="urn:schemas-microsoft-com:vml" xmlns:wp="http://schemas.openxmlformats.org/drawingml/2006/wordprocessingDrawing" xmlns:w10="urn:schemas-microsoft-com:office:word" xmlns:w="http://schemas.openxmlformats.org/wordprocessingml/2006/main" xmlns:wne="http://schemas.microsoft.com/office/word/2006/wordml" xmlns:sl="http://schemas.openxmlformats.org/schemaLibrary/2006/main" xmlns:a="http://schemas.openxmlformats.org/drawingml/2006/main" xmlns:pic="http://schemas.openxmlformats.org/drawingml/2006/picture" xmlns:c="http://schemas.openxmlformats.org/drawingml/2006/chart" xmlns:lc="http://schemas.openxmlformats.org/drawingml/2006/lockedCanvas" xmlns:dgm="http://schemas.openxmlformats.org/drawingml/2006/diagram" xmlns:wps="http://schemas.microsoft.com/office/word/2010/wordprocessingShape" xmlns:wpg="http://schemas.microsoft.com/office/word/2010/wordprocessingGroup" xmlns:w14="http://schemas.microsoft.com/office/word/2010/wordml" xmlns:w15="http://schemas.microsoft.com/office/word/2012/wordml" xmlns:w16="http://schemas.microsoft.com/office/word/2018/wordml" xmlns:w16cex="http://schemas.microsoft.com/office/word/2018/wordml/cex" xmlns:w16cid="http://schemas.microsoft.com/office/word/2016/wordml/cid" xmlns="http://schemas.microsoft.com/office/tasks/2019/documenttasks" xmlns:cr="http://schemas.microsoft.com/office/comments/2020/reactions">
+<w:styles xmlns:mc="http://schemas.openxmlformats.org/markup-compatibility/2006" xmlns:r="http://schemas.openxmlformats.org/officeDocument/2006/relationships" xmlns:w="http://schemas.openxmlformats.org/wordprocessingml/2006/main" xmlns:w14="http://schemas.microsoft.com/office/word/2010/wordml" xmlns:w15="http://schemas.microsoft.com/office/word/2012/wordml" xmlns:w16cex="http://schemas.microsoft.com/office/word/2018/wordml/cex" xmlns:w16cid="http://schemas.microsoft.com/office/word/2016/wordml/cid" xmlns:w16="http://schemas.microsoft.com/office/word/2018/wordml" xmlns:w16du="http://schemas.microsoft.com/office/word/2023/wordml/word16du" xmlns:w16sdtdh="http://schemas.microsoft.com/office/word/2020/wordml/sdtdatahash" xmlns:w16sdtfl="http://schemas.microsoft.com/office/word/2024/wordml/sdtformatlock" xmlns:w16se="http://schemas.microsoft.com/office/word/2015/wordml/symex" mc:Ignorable="w14 w15 w16se w16cid w16 w16cex w16sdtdh w16sdtfl w16du">
   <w:docDefaults>
     <w:rPrDefault>
       <w:rPr>
-        <w:rFonts w:ascii="Aptos" w:cs="Aptos" w:eastAsia="Aptos" w:hAnsi="Aptos"/>
+        <w:rFonts w:ascii="Aptos" w:eastAsia="Aptos" w:hAnsi="Aptos" w:cs="Aptos"/>
         <w:sz w:val="24"/>
         <w:szCs w:val="24"/>
-        <w:lang w:val="pt_BR"/>
+        <w:lang w:val="pt-BR" w:eastAsia="pt-BR" w:bidi="ar-SA"/>
       </w:rPr>
     </w:rPrDefault>
     <w:pPrDefault>
       <w:pPr>
-        <w:spacing w:after="160" w:line="278.00000000000006" w:lineRule="auto"/>
+        <w:spacing w:after="160" w:line="278" w:lineRule="auto"/>
       </w:pPr>
     </w:pPrDefault>
   </w:docDefaults>
-  <w:style w:type="table" w:styleId="TableNormal" w:default="1">
-    <w:name w:val="TableNormal"/>
-    <w:tblPr>
-      <w:tblCellMar>
-        <w:top w:w="100.0" w:type="dxa"/>
-        <w:left w:w="100.0" w:type="dxa"/>
-        <w:bottom w:w="100.0" w:type="dxa"/>
-        <w:right w:w="100.0" w:type="dxa"/>
-      </w:tblCellMar>
-    </w:tblPr>
-  </w:style>
-  <w:style w:type="paragraph" w:styleId="Normal" w:default="1">
-    <w:name w:val="normal"/>
-  </w:style>
-  <w:style w:type="paragraph" w:styleId="Heading1">
+  <w:latentStyles w:defLockedState="0" w:defUIPriority="99" w:defSemiHidden="0" w:defUnhideWhenUsed="0" w:defQFormat="0" w:count="376">
+    <w:lsdException w:name="Normal" w:uiPriority="0" w:qFormat="1"/>
+    <w:lsdException w:name="heading 1" w:uiPriority="9" w:qFormat="1"/>
+    <w:lsdException w:name="heading 2" w:semiHidden="1" w:uiPriority="9" w:unhideWhenUsed="1" w:qFormat="1"/>
+    <w:lsdException w:name="heading 3" w:semiHidden="1" w:uiPriority="9" w:unhideWhenUsed="1" w:qFormat="1"/>
+    <w:lsdException w:name="heading 4" w:semiHidden="1" w:uiPriority="9" w:unhideWhenUsed="1" w:qFormat="1"/>
+    <w:lsdException w:name="heading 5" w:semiHidden="1" w:uiPriority="9" w:unhideWhenUsed="1" w:qFormat="1"/>
+    <w:lsdException w:name="heading 6" w:semiHidden="1" w:uiPriority="9" w:unhideWhenUsed="1" w:qFormat="1"/>
+    <w:lsdException w:name="heading 7" w:semiHidden="1" w:uiPriority="9" w:unhideWhenUsed="1" w:qFormat="1"/>
+    <w:lsdException w:name="heading 8" w:semiHidden="1" w:uiPriority="9" w:unhideWhenUsed="1" w:qFormat="1"/>
+    <w:lsdException w:name="heading 9" w:semiHidden="1" w:uiPriority="9" w:unhideWhenUsed="1" w:qFormat="1"/>
+    <w:lsdException w:name="index 1" w:semiHidden="1" w:unhideWhenUsed="1"/>
+    <w:lsdException w:name="index 2" w:semiHidden="1" w:unhideWhenUsed="1"/>
+    <w:lsdException w:name="index 3" w:semiHidden="1" w:unhideWhenUsed="1"/>
+    <w:lsdException w:name="index 4" w:semiHidden="1" w:unhideWhenUsed="1"/>
+    <w:lsdException w:name="index 5" w:semiHidden="1" w:unhideWhenUsed="1"/>
+    <w:lsdException w:name="index 6" w:semiHidden="1" w:unhideWhenUsed="1"/>
+    <w:lsdException w:name="index 7" w:semiHidden="1" w:unhideWhenUsed="1"/>
+    <w:lsdException w:name="index 8" w:semiHidden="1" w:unhideWhenUsed="1"/>
+    <w:lsdException w:name="index 9" w:semiHidden="1" w:unhideWhenUsed="1"/>
+    <w:lsdException w:name="toc 1" w:semiHidden="1" w:uiPriority="39" w:unhideWhenUsed="1"/>
+    <w:lsdException w:name="toc 2" w:semiHidden="1" w:uiPriority="39" w:unhideWhenUsed="1"/>
+    <w:lsdException w:name="toc 3" w:semiHidden="1" w:uiPriority="39" w:unhideWhenUsed="1"/>
+    <w:lsdException w:name="toc 4" w:semiHidden="1" w:uiPriority="39" w:unhideWhenUsed="1"/>
+    <w:lsdException w:name="toc 5" w:semiHidden="1" w:uiPriority="39" w:unhideWhenUsed="1"/>
+    <w:lsdException w:name="toc 6" w:semiHidden="1" w:uiPriority="39" w:unhideWhenUsed="1"/>
+    <w:lsdException w:name="toc 7" w:semiHidden="1" w:uiPriority="39" w:unhideWhenUsed="1"/>
+    <w:lsdException w:name="toc 8" w:semiHidden="1" w:uiPriority="39" w:unhideWhenUsed="1"/>
+    <w:lsdException w:name="toc 9" w:semiHidden="1" w:uiPriority="39" w:unhideWhenUsed="1"/>
+    <w:lsdException w:name="Normal Indent" w:semiHidden="1" w:unhideWhenUsed="1"/>
+    <w:lsdException w:name="footnote text" w:semiHidden="1" w:unhideWhenUsed="1"/>
+    <w:lsdException w:name="annotation text" w:semiHidden="1" w:unhideWhenUsed="1"/>
+    <w:lsdException w:name="header" w:semiHidden="1" w:unhideWhenUsed="1"/>
+    <w:lsdException w:name="footer" w:semiHidden="1" w:unhideWhenUsed="1"/>
+    <w:lsdException w:name="index heading" w:semiHidden="1" w:unhideWhenUsed="1"/>
+    <w:lsdException w:name="caption" w:semiHidden="1" w:uiPriority="35" w:unhideWhenUsed="1" w:qFormat="1"/>
+    <w:lsdException w:name="table of figures" w:semiHidden="1" w:unhideWhenUsed="1"/>
+    <w:lsdException w:name="envelope address" w:semiHidden="1" w:unhideWhenUsed="1"/>
+    <w:lsdException w:name="envelope return" w:semiHidden="1" w:unhideWhenUsed="1"/>
+    <w:lsdException w:name="footnote reference" w:semiHidden="1" w:unhideWhenUsed="1"/>
+    <w:lsdException w:name="annotation reference" w:semiHidden="1" w:unhideWhenUsed="1"/>
+    <w:lsdException w:name="line number" w:semiHidden="1" w:unhideWhenUsed="1"/>
+    <w:lsdException w:name="page number" w:semiHidden="1" w:unhideWhenUsed="1"/>
+    <w:lsdException w:name="endnote reference" w:semiHidden="1" w:unhideWhenUsed="1"/>
+    <w:lsdException w:name="endnote text" w:semiHidden="1" w:unhideWhenUsed="1"/>
+    <w:lsdException w:name="table of authorities" w:semiHidden="1" w:unhideWhenUsed="1"/>
+    <w:lsdException w:name="macro" w:semiHidden="1" w:unhideWhenUsed="1"/>
+    <w:lsdException w:name="toa heading" w:semiHidden="1" w:unhideWhenUsed="1"/>
+    <w:lsdException w:name="List" w:semiHidden="1" w:unhideWhenUsed="1"/>
+    <w:lsdException w:name="List Bullet" w:semiHidden="1" w:unhideWhenUsed="1"/>
+    <w:lsdException w:name="List Number" w:semiHidden="1" w:unhideWhenUsed="1"/>
+    <w:lsdException w:name="List 2" w:semiHidden="1" w:unhideWhenUsed="1"/>
+    <w:lsdException w:name="List 3" w:semiHidden="1" w:unhideWhenUsed="1"/>
+    <w:lsdException w:name="List 4" w:semiHidden="1" w:unhideWhenUsed="1"/>
+    <w:lsdException w:name="List 5" w:semiHidden="1" w:unhideWhenUsed="1"/>
+    <w:lsdException w:name="List Bullet 2" w:semiHidden="1" w:unhideWhenUsed="1"/>
+    <w:lsdException w:name="List Bullet 3" w:semiHidden="1" w:unhideWhenUsed="1"/>
+    <w:lsdException w:name="List Bullet 4" w:semiHidden="1" w:unhideWhenUsed="1"/>
+    <w:lsdException w:name="List Bullet 5" w:semiHidden="1" w:unhideWhenUsed="1"/>
+    <w:lsdException w:name="List Number 2" w:semiHidden="1" w:unhideWhenUsed="1"/>
+    <w:lsdException w:name="List Number 3" w:semiHidden="1" w:unhideWhenUsed="1"/>
+    <w:lsdException w:name="List Number 4" w:semiHidden="1" w:unhideWhenUsed="1"/>
+    <w:lsdException w:name="List Number 5" w:semiHidden="1" w:unhideWhenUsed="1"/>
+    <w:lsdException w:name="Title" w:uiPriority="10" w:qFormat="1"/>
+    <w:lsdException w:name="Closing" w:semiHidden="1" w:unhideWhenUsed="1"/>
+    <w:lsdException w:name="Signature" w:semiHidden="1" w:unhideWhenUsed="1"/>
+    <w:lsdException w:name="Default Paragraph Font" w:semiHidden="1" w:uiPriority="1" w:unhideWhenUsed="1"/>
+    <w:lsdException w:name="Body Text" w:semiHidden="1" w:unhideWhenUsed="1"/>
+    <w:lsdException w:name="Body Text Indent" w:semiHidden="1" w:unhideWhenUsed="1"/>
+    <w:lsdException w:name="List Continue" w:semiHidden="1" w:unhideWhenUsed="1"/>
+    <w:lsdException w:name="List Continue 2" w:semiHidden="1" w:unhideWhenUsed="1"/>
+    <w:lsdException w:name="List Continue 3" w:semiHidden="1" w:unhideWhenUsed="1"/>
+    <w:lsdException w:name="List Continue 4" w:semiHidden="1" w:unhideWhenUsed="1"/>
+    <w:lsdException w:name="List Continue 5" w:semiHidden="1" w:unhideWhenUsed="1"/>
+    <w:lsdException w:name="Message Header" w:semiHidden="1" w:unhideWhenUsed="1"/>
+    <w:lsdException w:name="Subtitle" w:uiPriority="11" w:qFormat="1"/>
+    <w:lsdException w:name="Salutation" w:semiHidden="1" w:unhideWhenUsed="1"/>
+    <w:lsdException w:name="Date" w:semiHidden="1" w:unhideWhenUsed="1"/>
+    <w:lsdException w:name="Body Text First Indent" w:semiHidden="1" w:unhideWhenUsed="1"/>
+    <w:lsdException w:name="Body Text First Indent 2" w:semiHidden="1" w:unhideWhenUsed="1"/>
+    <w:lsdException w:name="Note Heading" w:semiHidden="1" w:unhideWhenUsed="1"/>
+    <w:lsdException w:name="Body Text 2" w:semiHidden="1" w:unhideWhenUsed="1"/>
+    <w:lsdException w:name="Body Text 3" w:semiHidden="1" w:unhideWhenUsed="1"/>
+    <w:lsdException w:name="Body Text Indent 2" w:semiHidden="1" w:unhideWhenUsed="1"/>
+    <w:lsdException w:name="Body Text Indent 3" w:semiHidden="1" w:unhideWhenUsed="1"/>
+    <w:lsdException w:name="Block Text" w:semiHidden="1" w:unhideWhenUsed="1"/>
+    <w:lsdException w:name="Hyperlink" w:semiHidden="1" w:unhideWhenUsed="1"/>
+    <w:lsdException w:name="FollowedHyperlink" w:semiHidden="1" w:unhideWhenUsed="1"/>
+    <w:lsdException w:name="Strong" w:uiPriority="22" w:qFormat="1"/>
+    <w:lsdException w:name="Emphasis" w:uiPriority="20" w:qFormat="1"/>
+    <w:lsdException w:name="Document Map" w:semiHidden="1" w:unhideWhenUsed="1"/>
+    <w:lsdException w:name="Plain Text" w:semiHidden="1" w:unhideWhenUsed="1"/>
+    <w:lsdException w:name="E-mail Signature" w:semiHidden="1" w:unhideWhenUsed="1"/>
+    <w:lsdException w:name="HTML Top of Form" w:semiHidden="1" w:unhideWhenUsed="1"/>
+    <w:lsdException w:name="HTML Bottom of Form" w:semiHidden="1" w:unhideWhenUsed="1"/>
+    <w:lsdException w:name="Normal (Web)" w:semiHidden="1" w:unhideWhenUsed="1"/>
+    <w:lsdException w:name="HTML Acronym" w:semiHidden="1" w:unhideWhenUsed="1"/>
+    <w:lsdException w:name="HTML Address" w:semiHidden="1" w:unhideWhenUsed="1"/>
+    <w:lsdException w:name="HTML Cite" w:semiHidden="1" w:unhideWhenUsed="1"/>
+    <w:lsdException w:name="HTML Code" w:semiHidden="1" w:unhideWhenUsed="1"/>
+    <w:lsdException w:name="HTML Definition" w:semiHidden="1" w:unhideWhenUsed="1"/>
+    <w:lsdException w:name="HTML Keyboard" w:semiHidden="1" w:unhideWhenUsed="1"/>
+    <w:lsdException w:name="HTML Preformatted" w:semiHidden="1" w:unhideWhenUsed="1"/>
+    <w:lsdException w:name="HTML Sample" w:semiHidden="1" w:unhideWhenUsed="1"/>
+    <w:lsdException w:name="HTML Typewriter" w:semiHidden="1" w:unhideWhenUsed="1"/>
+    <w:lsdException w:name="HTML Variable" w:semiHidden="1" w:unhideWhenUsed="1"/>
+    <w:lsdException w:name="Normal Table" w:semiHidden="1" w:unhideWhenUsed="1"/>
+    <w:lsdException w:name="annotation subject" w:semiHidden="1" w:unhideWhenUsed="1"/>
+    <w:lsdException w:name="No List" w:semiHidden="1" w:unhideWhenUsed="1"/>
+    <w:lsdException w:name="Outline List 1" w:semiHidden="1" w:unhideWhenUsed="1"/>
+    <w:lsdException w:name="Outline List 2" w:semiHidden="1" w:unhideWhenUsed="1"/>
+    <w:lsdException w:name="Outline List 3" w:semiHidden="1" w:unhideWhenUsed="1"/>
+    <w:lsdException w:name="Table Simple 1" w:semiHidden="1" w:unhideWhenUsed="1"/>
+    <w:lsdException w:name="Table Simple 2" w:semiHidden="1" w:unhideWhenUsed="1"/>
+    <w:lsdException w:name="Table Simple 3" w:semiHidden="1" w:unhideWhenUsed="1"/>
+    <w:lsdException w:name="Table Classic 1" w:semiHidden="1" w:unhideWhenUsed="1"/>
+    <w:lsdException w:name="Table Classic 2" w:semiHidden="1" w:unhideWhenUsed="1"/>
+    <w:lsdException w:name="Table Classic 3" w:semiHidden="1" w:unhideWhenUsed="1"/>
+    <w:lsdException w:name="Table Classic 4" w:semiHidden="1" w:unhideWhenUsed="1"/>
+    <w:lsdException w:name="Table Colorful 1" w:semiHidden="1" w:unhideWhenUsed="1"/>
+    <w:lsdException w:name="Table Colorful 2" w:semiHidden="1" w:unhideWhenUsed="1"/>
+    <w:lsdException w:name="Table Colorful 3" w:semiHidden="1" w:unhideWhenUsed="1"/>
+    <w:lsdException w:name="Table Columns 1" w:semiHidden="1" w:unhideWhenUsed="1"/>
+    <w:lsdException w:name="Table Columns 2" w:semiHidden="1" w:unhideWhenUsed="1"/>
+    <w:lsdException w:name="Table Columns 3" w:semiHidden="1" w:unhideWhenUsed="1"/>
+    <w:lsdException w:name="Table Columns 4" w:semiHidden="1" w:unhideWhenUsed="1"/>
+    <w:lsdException w:name="Table Columns 5" w:semiHidden="1" w:unhideWhenUsed="1"/>
+    <w:lsdException w:name="Table Grid 1" w:semiHidden="1" w:unhideWhenUsed="1"/>
+    <w:lsdException w:name="Table Grid 2" w:semiHidden="1" w:unhideWhenUsed="1"/>
+    <w:lsdException w:name="Table Grid 3" w:semiHidden="1" w:unhideWhenUsed="1"/>
+    <w:lsdException w:name="Table Grid 4" w:semiHidden="1" w:unhideWhenUsed="1"/>
+    <w:lsdException w:name="Table Grid 5" w:semiHidden="1" w:unhideWhenUsed="1"/>
+    <w:lsdException w:name="Table Grid 6" w:semiHidden="1" w:unhideWhenUsed="1"/>
+    <w:lsdException w:name="Table Grid 7" w:semiHidden="1" w:unhideWhenUsed="1"/>
+    <w:lsdException w:name="Table Grid 8" w:semiHidden="1" w:unhideWhenUsed="1"/>
+    <w:lsdException w:name="Table List 1" w:semiHidden="1" w:unhideWhenUsed="1"/>
+    <w:lsdException w:name="Table List 2" w:semiHidden="1" w:unhideWhenUsed="1"/>
+    <w:lsdException w:name="Table List 3" w:semiHidden="1" w:unhideWhenUsed="1"/>
+    <w:lsdException w:name="Table List 4" w:semiHidden="1" w:unhideWhenUsed="1"/>
+    <w:lsdException w:name="Table List 5" w:semiHidden="1" w:unhideWhenUsed="1"/>
+    <w:lsdException w:name="Table List 6" w:semiHidden="1" w:unhideWhenUsed="1"/>
+    <w:lsdException w:name="Table List 7" w:semiHidden="1" w:unhideWhenUsed="1"/>
+    <w:lsdException w:name="Table List 8" w:semiHidden="1" w:unhideWhenUsed="1"/>
+    <w:lsdException w:name="Table 3D effects 1" w:semiHidden="1" w:unhideWhenUsed="1"/>
+    <w:lsdException w:name="Table 3D effects 2" w:semiHidden="1" w:unhideWhenUsed="1"/>
+    <w:lsdException w:name="Table 3D effects 3" w:semiHidden="1" w:unhideWhenUsed="1"/>
+    <w:lsdException w:name="Table Contemporary" w:semiHidden="1" w:unhideWhenUsed="1"/>
+    <w:lsdException w:name="Table Elegant" w:semiHidden="1" w:unhideWhenUsed="1"/>
+    <w:lsdException w:name="Table Professional" w:semiHidden="1" w:unhideWhenUsed="1"/>
+    <w:lsdException w:name="Table Subtle 1" w:semiHidden="1" w:unhideWhenUsed="1"/>
+    <w:lsdException w:name="Table Subtle 2" w:semiHidden="1" w:unhideWhenUsed="1"/>
+    <w:lsdException w:name="Table Web 1" w:semiHidden="1" w:unhideWhenUsed="1"/>
+    <w:lsdException w:name="Table Web 2" w:semiHidden="1" w:unhideWhenUsed="1"/>
+    <w:lsdException w:name="Table Web 3" w:semiHidden="1" w:unhideWhenUsed="1"/>
+    <w:lsdException w:name="Balloon Text" w:semiHidden="1" w:unhideWhenUsed="1"/>
+    <w:lsdException w:name="Table Grid" w:uiPriority="39"/>
+    <w:lsdException w:name="Table Theme" w:semiHidden="1" w:unhideWhenUsed="1"/>
+    <w:lsdException w:name="Placeholder Text" w:semiHidden="1"/>
+    <w:lsdException w:name="No Spacing" w:uiPriority="1" w:qFormat="1"/>
+    <w:lsdException w:name="Light Shading" w:uiPriority="60"/>
+    <w:lsdException w:name="Light List" w:uiPriority="61"/>
+    <w:lsdException w:name="Light Grid" w:uiPriority="62"/>
+    <w:lsdException w:name="Medium Shading 1" w:uiPriority="63"/>
+    <w:lsdException w:name="Medium Shading 2" w:uiPriority="64"/>
+    <w:lsdException w:name="Medium List 1" w:uiPriority="65"/>
+    <w:lsdException w:name="Medium List 2" w:uiPriority="66"/>
+    <w:lsdException w:name="Medium Grid 1" w:uiPriority="67"/>
+    <w:lsdException w:name="Medium Grid 2" w:uiPriority="68"/>
+    <w:lsdException w:name="Medium Grid 3" w:uiPriority="69"/>
+    <w:lsdException w:name="Dark List" w:uiPriority="70"/>
+    <w:lsdException w:name="Colorful Shading" w:uiPriority="71"/>
+    <w:lsdException w:name="Colorful List" w:uiPriority="72"/>
+    <w:lsdException w:name="Colorful Grid" w:uiPriority="73"/>
+    <w:lsdException w:name="Light Shading Accent 1" w:uiPriority="60"/>
+    <w:lsdException w:name="Light List Accent 1" w:uiPriority="61"/>
+    <w:lsdException w:name="Light Grid Accent 1" w:uiPriority="62"/>
+    <w:lsdException w:name="Medium Shading 1 Accent 1" w:uiPriority="63"/>
+    <w:lsdException w:name="Medium Shading 2 Accent 1" w:uiPriority="64"/>
+    <w:lsdException w:name="Medium List 1 Accent 1" w:uiPriority="65"/>
+    <w:lsdException w:name="Revision" w:semiHidden="1"/>
+    <w:lsdException w:name="List Paragraph" w:uiPriority="34" w:qFormat="1"/>
+    <w:lsdException w:name="Quote" w:uiPriority="29" w:qFormat="1"/>
+    <w:lsdException w:name="Intense Quote" w:uiPriority="30" w:qFormat="1"/>
+    <w:lsdException w:name="Medium List 2 Accent 1" w:uiPriority="66"/>
+    <w:lsdException w:name="Medium Grid 1 Accent 1" w:uiPriority="67"/>
+    <w:lsdException w:name="Medium Grid 2 Accent 1" w:uiPriority="68"/>
+    <w:lsdException w:name="Medium Grid 3 Accent 1" w:uiPriority="69"/>
+    <w:lsdException w:name="Dark List Accent 1" w:uiPriority="70"/>
+    <w:lsdException w:name="Colorful Shading Accent 1" w:uiPriority="71"/>
+    <w:lsdException w:name="Colorful List Accent 1" w:uiPriority="72"/>
+    <w:lsdException w:name="Colorful Grid Accent 1" w:uiPriority="73"/>
+    <w:lsdException w:name="Light Shading Accent 2" w:uiPriority="60"/>
+    <w:lsdException w:name="Light List Accent 2" w:uiPriority="61"/>
+    <w:lsdException w:name="Light Grid Accent 2" w:uiPriority="62"/>
+    <w:lsdException w:name="Medium Shading 1 Accent 2" w:uiPriority="63"/>
+    <w:lsdException w:name="Medium Shading 2 Accent 2" w:uiPriority="64"/>
+    <w:lsdException w:name="Medium List 1 Accent 2" w:uiPriority="65"/>
+    <w:lsdException w:name="Medium List 2 Accent 2" w:uiPriority="66"/>
+    <w:lsdException w:name="Medium Grid 1 Accent 2" w:uiPriority="67"/>
+    <w:lsdException w:name="Medium Grid 2 Accent 2" w:uiPriority="68"/>
+    <w:lsdException w:name="Medium Grid 3 Accent 2" w:uiPriority="69"/>
+    <w:lsdException w:name="Dark List Accent 2" w:uiPriority="70"/>
+    <w:lsdException w:name="Colorful Shading Accent 2" w:uiPriority="71"/>
+    <w:lsdException w:name="Colorful List Accent 2" w:uiPriority="72"/>
+    <w:lsdException w:name="Colorful Grid Accent 2" w:uiPriority="73"/>
+    <w:lsdException w:name="Light Shading Accent 3" w:uiPriority="60"/>
+    <w:lsdException w:name="Light List Accent 3" w:uiPriority="61"/>
+    <w:lsdException w:name="Light Grid Accent 3" w:uiPriority="62"/>
+    <w:lsdException w:name="Medium Shading 1 Accent 3" w:uiPriority="63"/>
+    <w:lsdException w:name="Medium Shading 2 Accent 3" w:uiPriority="64"/>
+    <w:lsdException w:name="Medium List 1 Accent 3" w:uiPriority="65"/>
+    <w:lsdException w:name="Medium List 2 Accent 3" w:uiPriority="66"/>
+    <w:lsdException w:name="Medium Grid 1 Accent 3" w:uiPriority="67"/>
+    <w:lsdException w:name="Medium Grid 2 Accent 3" w:uiPriority="68"/>
+    <w:lsdException w:name="Medium Grid 3 Accent 3" w:uiPriority="69"/>
+    <w:lsdException w:name="Dark List Accent 3" w:uiPriority="70"/>
+    <w:lsdException w:name="Colorful Shading Accent 3" w:uiPriority="71"/>
+    <w:lsdException w:name="Colorful List Accent 3" w:uiPriority="72"/>
+    <w:lsdException w:name="Colorful Grid Accent 3" w:uiPriority="73"/>
+    <w:lsdException w:name="Light Shading Accent 4" w:uiPriority="60"/>
+    <w:lsdException w:name="Light List Accent 4" w:uiPriority="61"/>
+    <w:lsdException w:name="Light Grid Accent 4" w:uiPriority="62"/>
+    <w:lsdException w:name="Medium Shading 1 Accent 4" w:uiPriority="63"/>
+    <w:lsdException w:name="Medium Shading 2 Accent 4" w:uiPriority="64"/>
+    <w:lsdException w:name="Medium List 1 Accent 4" w:uiPriority="65"/>
+    <w:lsdException w:name="Medium List 2 Accent 4" w:uiPriority="66"/>
+    <w:lsdException w:name="Medium Grid 1 Accent 4" w:uiPriority="67"/>
+    <w:lsdException w:name="Medium Grid 2 Accent 4" w:uiPriority="68"/>
+    <w:lsdException w:name="Medium Grid 3 Accent 4" w:uiPriority="69"/>
+    <w:lsdException w:name="Dark List Accent 4" w:uiPriority="70"/>
+    <w:lsdException w:name="Colorful Shading Accent 4" w:uiPriority="71"/>
+    <w:lsdException w:name="Colorful List Accent 4" w:uiPriority="72"/>
+    <w:lsdException w:name="Colorful Grid Accent 4" w:uiPriority="73"/>
+    <w:lsdException w:name="Light Shading Accent 5" w:uiPriority="60"/>
+    <w:lsdException w:name="Light List Accent 5" w:uiPriority="61"/>
+    <w:lsdException w:name="Light Grid Accent 5" w:uiPriority="62"/>
+    <w:lsdException w:name="Medium Shading 1 Accent 5" w:uiPriority="63"/>
+    <w:lsdException w:name="Medium Shading 2 Accent 5" w:uiPriority="64"/>
+    <w:lsdException w:name="Medium List 1 Accent 5" w:uiPriority="65"/>
+    <w:lsdException w:name="Medium List 2 Accent 5" w:uiPriority="66"/>
+    <w:lsdException w:name="Medium Grid 1 Accent 5" w:uiPriority="67"/>
+    <w:lsdException w:name="Medium Grid 2 Accent 5" w:uiPriority="68"/>
+    <w:lsdException w:name="Medium Grid 3 Accent 5" w:uiPriority="69"/>
+    <w:lsdException w:name="Dark List Accent 5" w:uiPriority="70"/>
+    <w:lsdException w:name="Colorful Shading Accent 5" w:uiPriority="71"/>
+    <w:lsdException w:name="Colorful List Accent 5" w:uiPriority="72"/>
+    <w:lsdException w:name="Colorful Grid Accent 5" w:uiPriority="73"/>
+    <w:lsdException w:name="Light Shading Accent 6" w:uiPriority="60"/>
+    <w:lsdException w:name="Light List Accent 6" w:uiPriority="61"/>
+    <w:lsdException w:name="Light Grid Accent 6" w:uiPriority="62"/>
+    <w:lsdException w:name="Medium Shading 1 Accent 6" w:uiPriority="63"/>
+    <w:lsdException w:name="Medium Shading 2 Accent 6" w:uiPriority="64"/>
+    <w:lsdException w:name="Medium List 1 Accent 6" w:uiPriority="65"/>
+    <w:lsdException w:name="Medium List 2 Accent 6" w:uiPriority="66"/>
+    <w:lsdException w:name="Medium Grid 1 Accent 6" w:uiPriority="67"/>
+    <w:lsdException w:name="Medium Grid 2 Accent 6" w:uiPriority="68"/>
+    <w:lsdException w:name="Medium Grid 3 Accent 6" w:uiPriority="69"/>
+    <w:lsdException w:name="Dark List Accent 6" w:uiPriority="70"/>
+    <w:lsdException w:name="Colorful Shading Accent 6" w:uiPriority="71"/>
+    <w:lsdException w:name="Colorful List Accent 6" w:uiPriority="72"/>
+    <w:lsdException w:name="Colorful Grid Accent 6" w:uiPriority="73"/>
+    <w:lsdException w:name="Subtle Emphasis" w:uiPriority="19" w:qFormat="1"/>
+    <w:lsdException w:name="Intense Emphasis" w:uiPriority="21" w:qFormat="1"/>
+    <w:lsdException w:name="Subtle Reference" w:uiPriority="31" w:qFormat="1"/>
+    <w:lsdException w:name="Intense Reference" w:uiPriority="32" w:qFormat="1"/>
+    <w:lsdException w:name="Book Title" w:uiPriority="33" w:qFormat="1"/>
+    <w:lsdException w:name="Bibliography" w:semiHidden="1" w:uiPriority="37" w:unhideWhenUsed="1"/>
+    <w:lsdException w:name="TOC Heading" w:semiHidden="1" w:uiPriority="39" w:unhideWhenUsed="1" w:qFormat="1"/>
+    <w:lsdException w:name="Plain Table 1" w:uiPriority="41"/>
+    <w:lsdException w:name="Plain Table 2" w:uiPriority="42"/>
+    <w:lsdException w:name="Plain Table 3" w:uiPriority="43"/>
+    <w:lsdException w:name="Plain Table 4" w:uiPriority="44"/>
+    <w:lsdException w:name="Plain Table 5" w:uiPriority="45"/>
+    <w:lsdException w:name="Grid Table Light" w:uiPriority="40"/>
+    <w:lsdException w:name="Grid Table 1 Light" w:uiPriority="46"/>
+    <w:lsdException w:name="Grid Table 2" w:uiPriority="47"/>
+    <w:lsdException w:name="Grid Table 3" w:uiPriority="48"/>
+    <w:lsdException w:name="Grid Table 4" w:uiPriority="49"/>
+    <w:lsdException w:name="Grid Table 5 Dark" w:uiPriority="50"/>
+    <w:lsdException w:name="Grid Table 6 Colorful" w:uiPriority="51"/>
+    <w:lsdException w:name="Grid Table 7 Colorful" w:uiPriority="52"/>
+    <w:lsdException w:name="Grid Table 1 Light Accent 1" w:uiPriority="46"/>
+    <w:lsdException w:name="Grid Table 2 Accent 1" w:uiPriority="47"/>
+    <w:lsdException w:name="Grid Table 3 Accent 1" w:uiPriority="48"/>
+    <w:lsdException w:name="Grid Table 4 Accent 1" w:uiPriority="49"/>
+    <w:lsdException w:name="Grid Table 5 Dark Accent 1" w:uiPriority="50"/>
+    <w:lsdException w:name="Grid Table 6 Colorful Accent 1" w:uiPriority="51"/>
+    <w:lsdException w:name="Grid Table 7 Colorful Accent 1" w:uiPriority="52"/>
+    <w:lsdException w:name="Grid Table 1 Light Accent 2" w:uiPriority="46"/>
+    <w:lsdException w:name="Grid Table 2 Accent 2" w:uiPriority="47"/>
+    <w:lsdException w:name="Grid Table 3 Accent 2" w:uiPriority="48"/>
+    <w:lsdException w:name="Grid Table 4 Accent 2" w:uiPriority="49"/>
+    <w:lsdException w:name="Grid Table 5 Dark Accent 2" w:uiPriority="50"/>
+    <w:lsdException w:name="Grid Table 6 Colorful Accent 2" w:uiPriority="51"/>
+    <w:lsdException w:name="Grid Table 7 Colorful Accent 2" w:uiPriority="52"/>
+    <w:lsdException w:name="Grid Table 1 Light Accent 3" w:uiPriority="46"/>
+    <w:lsdException w:name="Grid Table 2 Accent 3" w:uiPriority="47"/>
+    <w:lsdException w:name="Grid Table 3 Accent 3" w:uiPriority="48"/>
+    <w:lsdException w:name="Grid Table 4 Accent 3" w:uiPriority="49"/>
+    <w:lsdException w:name="Grid Table 5 Dark Accent 3" w:uiPriority="50"/>
+    <w:lsdException w:name="Grid Table 6 Colorful Accent 3" w:uiPriority="51"/>
+    <w:lsdException w:name="Grid Table 7 Colorful Accent 3" w:uiPriority="52"/>
+    <w:lsdException w:name="Grid Table 1 Light Accent 4" w:uiPriority="46"/>
+    <w:lsdException w:name="Grid Table 2 Accent 4" w:uiPriority="47"/>
+    <w:lsdException w:name="Grid Table 3 Accent 4" w:uiPriority="48"/>
+    <w:lsdException w:name="Grid Table 4 Accent 4" w:uiPriority="49"/>
+    <w:lsdException w:name="Grid Table 5 Dark Accent 4" w:uiPriority="50"/>
+    <w:lsdException w:name="Grid Table 6 Colorful Accent 4" w:uiPriority="51"/>
+    <w:lsdException w:name="Grid Table 7 Colorful Accent 4" w:uiPriority="52"/>
+    <w:lsdException w:name="Grid Table 1 Light Accent 5" w:uiPriority="46"/>
+    <w:lsdException w:name="Grid Table 2 Accent 5" w:uiPriority="47"/>
+    <w:lsdException w:name="Grid Table 3 Accent 5" w:uiPriority="48"/>
+    <w:lsdException w:name="Grid Table 4 Accent 5" w:uiPriority="49"/>
+    <w:lsdException w:name="Grid Table 5 Dark Accent 5" w:uiPriority="50"/>
+    <w:lsdException w:name="Grid Table 6 Colorful Accent 5" w:uiPriority="51"/>
+    <w:lsdException w:name="Grid Table 7 Colorful Accent 5" w:uiPriority="52"/>
+    <w:lsdException w:name="Grid Table 1 Light Accent 6" w:uiPriority="46"/>
+    <w:lsdException w:name="Grid Table 2 Accent 6" w:uiPriority="47"/>
+    <w:lsdException w:name="Grid Table 3 Accent 6" w:uiPriority="48"/>
+    <w:lsdException w:name="Grid Table 4 Accent 6" w:uiPriority="49"/>
+    <w:lsdException w:name="Grid Table 5 Dark Accent 6" w:uiPriority="50"/>
+    <w:lsdException w:name="Grid Table 6 Colorful Accent 6" w:uiPriority="51"/>
+    <w:lsdException w:name="Grid Table 7 Colorful Accent 6" w:uiPriority="52"/>
+    <w:lsdException w:name="List Table 1 Light" w:uiPriority="46"/>
+    <w:lsdException w:name="List Table 2" w:uiPriority="47"/>
+    <w:lsdException w:name="List Table 3" w:uiPriority="48"/>
+    <w:lsdException w:name="List Table 4" w:uiPriority="49"/>
+    <w:lsdException w:name="List Table 5 Dark" w:uiPriority="50"/>
+    <w:lsdException w:name="List Table 6 Colorful" w:uiPriority="51"/>
+    <w:lsdException w:name="List Table 7 Colorful" w:uiPriority="52"/>
+    <w:lsdException w:name="List Table 1 Light Accent 1" w:uiPriority="46"/>
+    <w:lsdException w:name="List Table 2 Accent 1" w:uiPriority="47"/>
+    <w:lsdException w:name="List Table 3 Accent 1" w:uiPriority="48"/>
+    <w:lsdException w:name="List Table 4 Accent 1" w:uiPriority="49"/>
+    <w:lsdException w:name="List Table 5 Dark Accent 1" w:uiPriority="50"/>
+    <w:lsdException w:name="List Table 6 Colorful Accent 1" w:uiPriority="51"/>
+    <w:lsdException w:name="List Table 7 Colorful Accent 1" w:uiPriority="52"/>
+    <w:lsdException w:name="List Table 1 Light Accent 2" w:uiPriority="46"/>
+    <w:lsdException w:name="List Table 2 Accent 2" w:uiPriority="47"/>
+    <w:lsdException w:name="List Table 3 Accent 2" w:uiPriority="48"/>
+    <w:lsdException w:name="List Table 4 Accent 2" w:uiPriority="49"/>
+    <w:lsdException w:name="List Table 5 Dark Accent 2" w:uiPriority="50"/>
+    <w:lsdException w:name="List Table 6 Colorful Accent 2" w:uiPriority="51"/>
+    <w:lsdException w:name="List Table 7 Colorful Accent 2" w:uiPriority="52"/>
+    <w:lsdException w:name="List Table 1 Light Accent 3" w:uiPriority="46"/>
+    <w:lsdException w:name="List Table 2 Accent 3" w:uiPriority="47"/>
+    <w:lsdException w:name="List Table 3 Accent 3" w:uiPriority="48"/>
+    <w:lsdException w:name="List Table 4 Accent 3" w:uiPriority="49"/>
+    <w:lsdException w:name="List Table 5 Dark Accent 3" w:uiPriority="50"/>
+    <w:lsdException w:name="List Table 6 Colorful Accent 3" w:uiPriority="51"/>
+    <w:lsdException w:name="List Table 7 Colorful Accent 3" w:uiPriority="52"/>
+    <w:lsdException w:name="List Table 1 Light Accent 4" w:uiPriority="46"/>
+    <w:lsdException w:name="List Table 2 Accent 4" w:uiPriority="47"/>
+    <w:lsdException w:name="List Table 3 Accent 4" w:uiPriority="48"/>
+    <w:lsdException w:name="List Table 4 Accent 4" w:uiPriority="49"/>
+    <w:lsdException w:name="List Table 5 Dark Accent 4" w:uiPriority="50"/>
+    <w:lsdException w:name="List Table 6 Colorful Accent 4" w:uiPriority="51"/>
+    <w:lsdException w:name="List Table 7 Colorful Accent 4" w:uiPriority="52"/>
+    <w:lsdException w:name="List Table 1 Light Accent 5" w:uiPriority="46"/>
+    <w:lsdException w:name="List Table 2 Accent 5" w:uiPriority="47"/>
+    <w:lsdException w:name="List Table 3 Accent 5" w:uiPriority="48"/>
+    <w:lsdException w:name="List Table 4 Accent 5" w:uiPriority="49"/>
+    <w:lsdException w:name="List Table 5 Dark Accent 5" w:uiPriority="50"/>
+    <w:lsdException w:name="List Table 6 Colorful Accent 5" w:uiPriority="51"/>
+    <w:lsdException w:name="List Table 7 Colorful Accent 5" w:uiPriority="52"/>
+    <w:lsdException w:name="List Table 1 Light Accent 6" w:uiPriority="46"/>
+    <w:lsdException w:name="List Table 2 Accent 6" w:uiPriority="47"/>
+    <w:lsdException w:name="List Table 3 Accent 6" w:uiPriority="48"/>
+    <w:lsdException w:name="List Table 4 Accent 6" w:uiPriority="49"/>
+    <w:lsdException w:name="List Table 5 Dark Accent 6" w:uiPriority="50"/>
+    <w:lsdException w:name="List Table 6 Colorful Accent 6" w:uiPriority="51"/>
+    <w:lsdException w:name="List Table 7 Colorful Accent 6" w:uiPriority="52"/>
+    <w:lsdException w:name="Mention" w:semiHidden="1" w:unhideWhenUsed="1"/>
+    <w:lsdException w:name="Smart Hyperlink" w:semiHidden="1" w:unhideWhenUsed="1"/>
+    <w:lsdException w:name="Hashtag" w:semiHidden="1" w:unhideWhenUsed="1"/>
+    <w:lsdException w:name="Unresolved Mention" w:semiHidden="1" w:unhideWhenUsed="1"/>
+    <w:lsdException w:name="Smart Link" w:semiHidden="1" w:unhideWhenUsed="1"/>
+  </w:latentStyles>
+  <w:style w:type="paragraph" w:default="1" w:styleId="Normal">
+    <w:name w:val="Normal"/>
+    <w:qFormat/>
+  </w:style>
+  <w:style w:type="paragraph" w:styleId="Ttulo1">
     <w:name w:val="heading 1"/>
     <w:basedOn w:val="Normal"/>
     <w:next w:val="Normal"/>
+    <w:uiPriority w:val="9"/>
+    <w:qFormat/>
     <w:pPr>
-      <w:keepNext w:val="1"/>
-      <w:keepLines w:val="1"/>
-      <w:spacing w:after="80" w:before="360" w:lineRule="auto"/>
+      <w:keepNext/>
+      <w:keepLines/>
+      <w:spacing w:before="360" w:after="80"/>
+      <w:outlineLvl w:val="0"/>
     </w:pPr>
     <w:rPr>
-      <w:rFonts w:ascii="Play" w:cs="Play" w:eastAsia="Play" w:hAnsi="Play"/>
-      <w:color w:val="0f4761"/>
+      <w:rFonts w:ascii="Play" w:eastAsia="Play" w:hAnsi="Play" w:cs="Play"/>
+      <w:color w:val="0F4761"/>
       <w:sz w:val="40"/>
       <w:szCs w:val="40"/>
     </w:rPr>
   </w:style>
-  <w:style w:type="paragraph" w:styleId="Heading2">
+  <w:style w:type="paragraph" w:styleId="Ttulo2">
     <w:name w:val="heading 2"/>
     <w:basedOn w:val="Normal"/>
     <w:next w:val="Normal"/>
+    <w:uiPriority w:val="9"/>
+    <w:semiHidden/>
+    <w:unhideWhenUsed/>
+    <w:qFormat/>
     <w:pPr>
-      <w:keepNext w:val="1"/>
-      <w:keepLines w:val="1"/>
-      <w:spacing w:after="80" w:before="160" w:lineRule="auto"/>
+      <w:keepNext/>
+      <w:keepLines/>
+      <w:spacing w:before="160" w:after="80"/>
+      <w:outlineLvl w:val="1"/>
     </w:pPr>
     <w:rPr>
-      <w:rFonts w:ascii="Play" w:cs="Play" w:eastAsia="Play" w:hAnsi="Play"/>
-      <w:color w:val="0f4761"/>
+      <w:rFonts w:ascii="Play" w:eastAsia="Play" w:hAnsi="Play" w:cs="Play"/>
+      <w:color w:val="0F4761"/>
       <w:sz w:val="32"/>
       <w:szCs w:val="32"/>
     </w:rPr>
   </w:style>
-  <w:style w:type="paragraph" w:styleId="Heading3">
+  <w:style w:type="paragraph" w:styleId="Ttulo3">
     <w:name w:val="heading 3"/>
     <w:basedOn w:val="Normal"/>
     <w:next w:val="Normal"/>
+    <w:uiPriority w:val="9"/>
+    <w:semiHidden/>
+    <w:unhideWhenUsed/>
+    <w:qFormat/>
     <w:pPr>
-      <w:keepNext w:val="1"/>
-      <w:keepLines w:val="1"/>
-      <w:spacing w:after="80" w:before="160" w:lineRule="auto"/>
+      <w:keepNext/>
+      <w:keepLines/>
+      <w:spacing w:before="160" w:after="80"/>
+      <w:outlineLvl w:val="2"/>
     </w:pPr>
     <w:rPr>
-      <w:color w:val="0f4761"/>
+      <w:color w:val="0F4761"/>
       <w:sz w:val="28"/>
       <w:szCs w:val="28"/>
     </w:rPr>
   </w:style>
-  <w:style w:type="paragraph" w:styleId="Heading4">
+  <w:style w:type="paragraph" w:styleId="Ttulo4">
     <w:name w:val="heading 4"/>
     <w:basedOn w:val="Normal"/>
     <w:next w:val="Normal"/>
+    <w:uiPriority w:val="9"/>
+    <w:semiHidden/>
+    <w:unhideWhenUsed/>
+    <w:qFormat/>
     <w:pPr>
-      <w:keepNext w:val="1"/>
-      <w:keepLines w:val="1"/>
-      <w:spacing w:after="40" w:before="80" w:lineRule="auto"/>
+      <w:keepNext/>
+      <w:keepLines/>
+      <w:spacing w:before="80" w:after="40"/>
+      <w:outlineLvl w:val="3"/>
     </w:pPr>
     <w:rPr>
-      <w:i w:val="1"/>
-      <w:iCs w:val="1"/>
-      <w:color w:val="0f4761"/>
-    </w:rPr>
-  </w:style>
-  <w:style w:type="paragraph" w:styleId="Heading5">
+      <w:i/>
+      <w:iCs/>
+      <w:color w:val="0F4761"/>
+    </w:rPr>
+  </w:style>
+  <w:style w:type="paragraph" w:styleId="Ttulo5">
     <w:name w:val="heading 5"/>
     <w:basedOn w:val="Normal"/>
     <w:next w:val="Normal"/>
+    <w:uiPriority w:val="9"/>
+    <w:semiHidden/>
+    <w:unhideWhenUsed/>
+    <w:qFormat/>
     <w:pPr>
-      <w:keepNext w:val="1"/>
-      <w:keepLines w:val="1"/>
-      <w:spacing w:after="40" w:before="80" w:lineRule="auto"/>
+      <w:keepNext/>
+      <w:keepLines/>
+      <w:spacing w:before="80" w:after="40"/>
+      <w:outlineLvl w:val="4"/>
     </w:pPr>
     <w:rPr>
-      <w:color w:val="0f4761"/>
-    </w:rPr>
-  </w:style>
-  <w:style w:type="paragraph" w:styleId="Heading6">
+      <w:color w:val="0F4761"/>
+    </w:rPr>
+  </w:style>
+  <w:style w:type="paragraph" w:styleId="Ttulo6">
     <w:name w:val="heading 6"/>
     <w:basedOn w:val="Normal"/>
     <w:next w:val="Normal"/>
+    <w:uiPriority w:val="9"/>
+    <w:semiHidden/>
+    <w:unhideWhenUsed/>
+    <w:qFormat/>
     <w:pPr>
-      <w:keepNext w:val="1"/>
-      <w:keepLines w:val="1"/>
-      <w:spacing w:after="0" w:before="40" w:lineRule="auto"/>
+      <w:keepNext/>
+      <w:keepLines/>
+      <w:spacing w:before="40" w:after="0"/>
+      <w:outlineLvl w:val="5"/>
     </w:pPr>
     <w:rPr>
-      <w:i w:val="1"/>
-      <w:iCs w:val="1"/>
+      <w:i/>
+      <w:iCs/>
       <w:color w:val="595959"/>
-    </w:rPr>
-  </w:style>
-  <w:style w:type="paragraph" w:styleId="Title">
-    <w:name w:val="Title"/>
-    <w:basedOn w:val="Normal"/>
-    <w:next w:val="Normal"/>
-    <w:pPr>
-      <w:spacing w:after="80" w:line="240" w:lineRule="auto"/>
-    </w:pPr>
-    <w:rPr>
-      <w:rFonts w:ascii="Play" w:cs="Play" w:eastAsia="Play" w:hAnsi="Play"/>
-      <w:sz w:val="56"/>
-      <w:szCs w:val="56"/>
     </w:rPr>
   </w:style>
   <w:style w:type="paragraph" w:styleId="Ttulo7">
@@ -908,19 +1246,19 @@
     <w:next w:val="Normal"/>
     <w:link w:val="Ttulo7Char"/>
     <w:uiPriority w:val="9"/>
-    <w:semiHidden w:val="1"/>
-    <w:unhideWhenUsed w:val="1"/>
-    <w:qFormat w:val="1"/>
+    <w:semiHidden/>
+    <w:unhideWhenUsed/>
+    <w:qFormat/>
     <w:rsid w:val="00B62292"/>
     <w:pPr>
-      <w:keepNext w:val="1"/>
-      <w:keepLines w:val="1"/>
-      <w:spacing w:after="0" w:before="40"/>
+      <w:keepNext/>
+      <w:keepLines/>
+      <w:spacing w:before="40" w:after="0"/>
       <w:outlineLvl w:val="6"/>
     </w:pPr>
     <w:rPr>
-      <w:rFonts w:cstheme="majorBidi" w:eastAsiaTheme="majorEastAsia"/>
-      <w:color w:val="595959" w:themeColor="text1" w:themeTint="0000A6"/>
+      <w:rFonts w:eastAsiaTheme="majorEastAsia" w:cstheme="majorBidi"/>
+      <w:color w:val="595959" w:themeColor="text1" w:themeTint="A6"/>
     </w:rPr>
   </w:style>
   <w:style w:type="paragraph" w:styleId="Ttulo8">
@@ -929,21 +1267,21 @@
     <w:next w:val="Normal"/>
     <w:link w:val="Ttulo8Char"/>
     <w:uiPriority w:val="9"/>
-    <w:semiHidden w:val="1"/>
-    <w:unhideWhenUsed w:val="1"/>
-    <w:qFormat w:val="1"/>
+    <w:semiHidden/>
+    <w:unhideWhenUsed/>
+    <w:qFormat/>
     <w:rsid w:val="00B62292"/>
     <w:pPr>
-      <w:keepNext w:val="1"/>
-      <w:keepLines w:val="1"/>
+      <w:keepNext/>
+      <w:keepLines/>
       <w:spacing w:after="0"/>
       <w:outlineLvl w:val="7"/>
     </w:pPr>
     <w:rPr>
-      <w:rFonts w:cstheme="majorBidi" w:eastAsiaTheme="majorEastAsia"/>
-      <w:i w:val="1"/>
-      <w:iCs w:val="1"/>
-      <w:color w:val="272727" w:themeColor="text1" w:themeTint="0000D8"/>
+      <w:rFonts w:eastAsiaTheme="majorEastAsia" w:cstheme="majorBidi"/>
+      <w:i/>
+      <w:iCs/>
+      <w:color w:val="272727" w:themeColor="text1" w:themeTint="D8"/>
     </w:rPr>
   </w:style>
   <w:style w:type="paragraph" w:styleId="Ttulo9">
@@ -952,193 +1290,219 @@
     <w:next w:val="Normal"/>
     <w:link w:val="Ttulo9Char"/>
     <w:uiPriority w:val="9"/>
-    <w:semiHidden w:val="1"/>
-    <w:unhideWhenUsed w:val="1"/>
-    <w:qFormat w:val="1"/>
+    <w:semiHidden/>
+    <w:unhideWhenUsed/>
+    <w:qFormat/>
     <w:rsid w:val="00B62292"/>
     <w:pPr>
-      <w:keepNext w:val="1"/>
-      <w:keepLines w:val="1"/>
+      <w:keepNext/>
+      <w:keepLines/>
       <w:spacing w:after="0"/>
       <w:outlineLvl w:val="8"/>
     </w:pPr>
     <w:rPr>
-      <w:rFonts w:cstheme="majorBidi" w:eastAsiaTheme="majorEastAsia"/>
-      <w:color w:val="272727" w:themeColor="text1" w:themeTint="0000D8"/>
-    </w:rPr>
-  </w:style>
-  <w:style w:type="character" w:styleId="Fontepargpadro" w:default="1">
+      <w:rFonts w:eastAsiaTheme="majorEastAsia" w:cstheme="majorBidi"/>
+      <w:color w:val="272727" w:themeColor="text1" w:themeTint="D8"/>
+    </w:rPr>
+  </w:style>
+  <w:style w:type="character" w:default="1" w:styleId="Fontepargpadro">
     <w:name w:val="Default Paragraph Font"/>
     <w:uiPriority w:val="1"/>
-    <w:semiHidden w:val="1"/>
-    <w:unhideWhenUsed w:val="1"/>
-  </w:style>
-  <w:style w:type="table" w:styleId="Tabelanormal" w:default="1">
+    <w:semiHidden/>
+    <w:unhideWhenUsed/>
+  </w:style>
+  <w:style w:type="table" w:default="1" w:styleId="Tabelanormal">
     <w:name w:val="Normal Table"/>
     <w:uiPriority w:val="99"/>
-    <w:semiHidden w:val="1"/>
-    <w:unhideWhenUsed w:val="1"/>
+    <w:semiHidden/>
+    <w:unhideWhenUsed/>
     <w:tblPr>
-      <w:tblInd w:w="0.0" w:type="dxa"/>
+      <w:tblInd w:w="0" w:type="dxa"/>
       <w:tblCellMar>
-        <w:top w:w="0.0" w:type="dxa"/>
-        <w:left w:w="108.0" w:type="dxa"/>
-        <w:bottom w:w="0.0" w:type="dxa"/>
-        <w:right w:w="108.0" w:type="dxa"/>
+        <w:top w:w="0" w:type="dxa"/>
+        <w:left w:w="108" w:type="dxa"/>
+        <w:bottom w:w="0" w:type="dxa"/>
+        <w:right w:w="108" w:type="dxa"/>
       </w:tblCellMar>
     </w:tblPr>
   </w:style>
-  <w:style w:type="numbering" w:styleId="Semlista" w:default="1">
+  <w:style w:type="numbering" w:default="1" w:styleId="Semlista">
     <w:name w:val="No List"/>
     <w:uiPriority w:val="99"/>
-    <w:semiHidden w:val="1"/>
-    <w:unhideWhenUsed w:val="1"/>
-  </w:style>
-  <w:style w:type="table" w:styleId="TableNormal" w:customStyle="1">
+    <w:semiHidden/>
+    <w:unhideWhenUsed/>
+  </w:style>
+  <w:style w:type="table" w:customStyle="1" w:styleId="TableNormal">
     <w:name w:val="TableNormal"/>
     <w:tblPr>
       <w:tblCellMar>
-        <w:top w:w="100.0" w:type="dxa"/>
-        <w:left w:w="100.0" w:type="dxa"/>
-        <w:bottom w:w="100.0" w:type="dxa"/>
-        <w:right w:w="100.0" w:type="dxa"/>
+        <w:top w:w="100" w:type="dxa"/>
+        <w:left w:w="100" w:type="dxa"/>
+        <w:bottom w:w="100" w:type="dxa"/>
+        <w:right w:w="100" w:type="dxa"/>
       </w:tblCellMar>
     </w:tblPr>
   </w:style>
-  <w:style w:type="character" w:styleId="Ttulo1Char" w:customStyle="1">
+  <w:style w:type="paragraph" w:styleId="Ttulo">
+    <w:name w:val="Title"/>
+    <w:basedOn w:val="Normal"/>
+    <w:next w:val="Normal"/>
+    <w:uiPriority w:val="10"/>
+    <w:qFormat/>
+    <w:pPr>
+      <w:spacing w:after="80" w:line="240" w:lineRule="auto"/>
+    </w:pPr>
+    <w:rPr>
+      <w:rFonts w:ascii="Play" w:eastAsia="Play" w:hAnsi="Play" w:cs="Play"/>
+      <w:sz w:val="56"/>
+      <w:szCs w:val="56"/>
+    </w:rPr>
+  </w:style>
+  <w:style w:type="table" w:customStyle="1" w:styleId="TableNormal0">
+    <w:name w:val="TableNormal"/>
+    <w:tblPr>
+      <w:tblCellMar>
+        <w:top w:w="100" w:type="dxa"/>
+        <w:left w:w="100" w:type="dxa"/>
+        <w:bottom w:w="100" w:type="dxa"/>
+        <w:right w:w="100" w:type="dxa"/>
+      </w:tblCellMar>
+    </w:tblPr>
+  </w:style>
+  <w:style w:type="character" w:customStyle="1" w:styleId="Ttulo1Char">
     <w:name w:val="Título 1 Char"/>
     <w:basedOn w:val="Fontepargpadro"/>
     <w:uiPriority w:val="9"/>
     <w:rsid w:val="00B62292"/>
     <w:rPr>
-      <w:rFonts w:asciiTheme="majorHAnsi" w:cstheme="majorBidi" w:eastAsiaTheme="majorEastAsia" w:hAnsiTheme="majorHAnsi"/>
-      <w:color w:val="0f4761" w:themeColor="accent1" w:themeShade="0000BF"/>
+      <w:rFonts w:asciiTheme="majorHAnsi" w:eastAsiaTheme="majorEastAsia" w:hAnsiTheme="majorHAnsi" w:cstheme="majorBidi"/>
+      <w:color w:val="0F4761" w:themeColor="accent1" w:themeShade="BF"/>
       <w:sz w:val="40"/>
       <w:szCs w:val="40"/>
     </w:rPr>
   </w:style>
-  <w:style w:type="character" w:styleId="Ttulo2Char" w:customStyle="1">
+  <w:style w:type="character" w:customStyle="1" w:styleId="Ttulo2Char">
     <w:name w:val="Título 2 Char"/>
     <w:basedOn w:val="Fontepargpadro"/>
     <w:uiPriority w:val="9"/>
-    <w:semiHidden w:val="1"/>
+    <w:semiHidden/>
     <w:rsid w:val="00B62292"/>
     <w:rPr>
-      <w:rFonts w:asciiTheme="majorHAnsi" w:cstheme="majorBidi" w:eastAsiaTheme="majorEastAsia" w:hAnsiTheme="majorHAnsi"/>
-      <w:color w:val="0f4761" w:themeColor="accent1" w:themeShade="0000BF"/>
+      <w:rFonts w:asciiTheme="majorHAnsi" w:eastAsiaTheme="majorEastAsia" w:hAnsiTheme="majorHAnsi" w:cstheme="majorBidi"/>
+      <w:color w:val="0F4761" w:themeColor="accent1" w:themeShade="BF"/>
       <w:sz w:val="32"/>
       <w:szCs w:val="32"/>
     </w:rPr>
   </w:style>
-  <w:style w:type="character" w:styleId="Ttulo3Char" w:customStyle="1">
+  <w:style w:type="character" w:customStyle="1" w:styleId="Ttulo3Char">
     <w:name w:val="Título 3 Char"/>
     <w:basedOn w:val="Fontepargpadro"/>
     <w:uiPriority w:val="9"/>
-    <w:semiHidden w:val="1"/>
+    <w:semiHidden/>
     <w:rsid w:val="00B62292"/>
     <w:rPr>
-      <w:rFonts w:cstheme="majorBidi" w:eastAsiaTheme="majorEastAsia"/>
-      <w:color w:val="0f4761" w:themeColor="accent1" w:themeShade="0000BF"/>
+      <w:rFonts w:eastAsiaTheme="majorEastAsia" w:cstheme="majorBidi"/>
+      <w:color w:val="0F4761" w:themeColor="accent1" w:themeShade="BF"/>
       <w:sz w:val="28"/>
       <w:szCs w:val="28"/>
     </w:rPr>
   </w:style>
-  <w:style w:type="character" w:styleId="Ttulo4Char" w:customStyle="1">
+  <w:style w:type="character" w:customStyle="1" w:styleId="Ttulo4Char">
     <w:name w:val="Título 4 Char"/>
     <w:basedOn w:val="Fontepargpadro"/>
     <w:uiPriority w:val="9"/>
-    <w:semiHidden w:val="1"/>
+    <w:semiHidden/>
     <w:rsid w:val="00B62292"/>
     <w:rPr>
-      <w:rFonts w:cstheme="majorBidi" w:eastAsiaTheme="majorEastAsia"/>
-      <w:i w:val="1"/>
-      <w:iCs w:val="1"/>
-      <w:color w:val="0f4761" w:themeColor="accent1" w:themeShade="0000BF"/>
-    </w:rPr>
-  </w:style>
-  <w:style w:type="character" w:styleId="Ttulo5Char" w:customStyle="1">
+      <w:rFonts w:eastAsiaTheme="majorEastAsia" w:cstheme="majorBidi"/>
+      <w:i/>
+      <w:iCs/>
+      <w:color w:val="0F4761" w:themeColor="accent1" w:themeShade="BF"/>
+    </w:rPr>
+  </w:style>
+  <w:style w:type="character" w:customStyle="1" w:styleId="Ttulo5Char">
     <w:name w:val="Título 5 Char"/>
     <w:basedOn w:val="Fontepargpadro"/>
     <w:uiPriority w:val="9"/>
-    <w:semiHidden w:val="1"/>
+    <w:semiHidden/>
     <w:rsid w:val="00B62292"/>
     <w:rPr>
-      <w:rFonts w:cstheme="majorBidi" w:eastAsiaTheme="majorEastAsia"/>
-      <w:color w:val="0f4761" w:themeColor="accent1" w:themeShade="0000BF"/>
-    </w:rPr>
-  </w:style>
-  <w:style w:type="character" w:styleId="Ttulo6Char" w:customStyle="1">
+      <w:rFonts w:eastAsiaTheme="majorEastAsia" w:cstheme="majorBidi"/>
+      <w:color w:val="0F4761" w:themeColor="accent1" w:themeShade="BF"/>
+    </w:rPr>
+  </w:style>
+  <w:style w:type="character" w:customStyle="1" w:styleId="Ttulo6Char">
     <w:name w:val="Título 6 Char"/>
     <w:basedOn w:val="Fontepargpadro"/>
     <w:uiPriority w:val="9"/>
-    <w:semiHidden w:val="1"/>
+    <w:semiHidden/>
     <w:rsid w:val="00B62292"/>
     <w:rPr>
-      <w:rFonts w:cstheme="majorBidi" w:eastAsiaTheme="majorEastAsia"/>
-      <w:i w:val="1"/>
-      <w:iCs w:val="1"/>
-      <w:color w:val="595959" w:themeColor="text1" w:themeTint="0000A6"/>
-    </w:rPr>
-  </w:style>
-  <w:style w:type="character" w:styleId="Ttulo7Char" w:customStyle="1">
+      <w:rFonts w:eastAsiaTheme="majorEastAsia" w:cstheme="majorBidi"/>
+      <w:i/>
+      <w:iCs/>
+      <w:color w:val="595959" w:themeColor="text1" w:themeTint="A6"/>
+    </w:rPr>
+  </w:style>
+  <w:style w:type="character" w:customStyle="1" w:styleId="Ttulo7Char">
     <w:name w:val="Título 7 Char"/>
     <w:basedOn w:val="Fontepargpadro"/>
     <w:link w:val="Ttulo7"/>
     <w:uiPriority w:val="9"/>
-    <w:semiHidden w:val="1"/>
+    <w:semiHidden/>
     <w:rsid w:val="00B62292"/>
     <w:rPr>
-      <w:rFonts w:cstheme="majorBidi" w:eastAsiaTheme="majorEastAsia"/>
-      <w:color w:val="595959" w:themeColor="text1" w:themeTint="0000A6"/>
-    </w:rPr>
-  </w:style>
-  <w:style w:type="character" w:styleId="Ttulo8Char" w:customStyle="1">
+      <w:rFonts w:eastAsiaTheme="majorEastAsia" w:cstheme="majorBidi"/>
+      <w:color w:val="595959" w:themeColor="text1" w:themeTint="A6"/>
+    </w:rPr>
+  </w:style>
+  <w:style w:type="character" w:customStyle="1" w:styleId="Ttulo8Char">
     <w:name w:val="Título 8 Char"/>
     <w:basedOn w:val="Fontepargpadro"/>
     <w:link w:val="Ttulo8"/>
     <w:uiPriority w:val="9"/>
-    <w:semiHidden w:val="1"/>
+    <w:semiHidden/>
     <w:rsid w:val="00B62292"/>
     <w:rPr>
-      <w:rFonts w:cstheme="majorBidi" w:eastAsiaTheme="majorEastAsia"/>
-      <w:i w:val="1"/>
-      <w:iCs w:val="1"/>
-      <w:color w:val="272727" w:themeColor="text1" w:themeTint="0000D8"/>
-    </w:rPr>
-  </w:style>
-  <w:style w:type="character" w:styleId="Ttulo9Char" w:customStyle="1">
+      <w:rFonts w:eastAsiaTheme="majorEastAsia" w:cstheme="majorBidi"/>
+      <w:i/>
+      <w:iCs/>
+      <w:color w:val="272727" w:themeColor="text1" w:themeTint="D8"/>
+    </w:rPr>
+  </w:style>
+  <w:style w:type="character" w:customStyle="1" w:styleId="Ttulo9Char">
     <w:name w:val="Título 9 Char"/>
     <w:basedOn w:val="Fontepargpadro"/>
     <w:link w:val="Ttulo9"/>
     <w:uiPriority w:val="9"/>
-    <w:semiHidden w:val="1"/>
+    <w:semiHidden/>
     <w:rsid w:val="00B62292"/>
     <w:rPr>
-      <w:rFonts w:cstheme="majorBidi" w:eastAsiaTheme="majorEastAsia"/>
-      <w:color w:val="272727" w:themeColor="text1" w:themeTint="0000D8"/>
-    </w:rPr>
-  </w:style>
-  <w:style w:type="character" w:styleId="TtuloChar" w:customStyle="1">
+      <w:rFonts w:eastAsiaTheme="majorEastAsia" w:cstheme="majorBidi"/>
+      <w:color w:val="272727" w:themeColor="text1" w:themeTint="D8"/>
+    </w:rPr>
+  </w:style>
+  <w:style w:type="character" w:customStyle="1" w:styleId="TtuloChar">
     <w:name w:val="Título Char"/>
     <w:basedOn w:val="Fontepargpadro"/>
     <w:uiPriority w:val="10"/>
     <w:rsid w:val="00B62292"/>
     <w:rPr>
-      <w:rFonts w:asciiTheme="majorHAnsi" w:cstheme="majorBidi" w:eastAsiaTheme="majorEastAsia" w:hAnsiTheme="majorHAnsi"/>
+      <w:rFonts w:asciiTheme="majorHAnsi" w:eastAsiaTheme="majorEastAsia" w:hAnsiTheme="majorHAnsi" w:cstheme="majorBidi"/>
       <w:spacing w:val="-10"/>
       <w:kern w:val="28"/>
       <w:sz w:val="56"/>
       <w:szCs w:val="56"/>
     </w:rPr>
   </w:style>
-  <w:style w:type="character" w:styleId="SubttuloChar" w:customStyle="1">
+  <w:style w:type="character" w:customStyle="1" w:styleId="SubttuloChar">
     <w:name w:val="Subtítulo Char"/>
     <w:basedOn w:val="Fontepargpadro"/>
     <w:uiPriority w:val="11"/>
     <w:rsid w:val="00B62292"/>
     <w:rPr>
-      <w:rFonts w:cstheme="majorBidi" w:eastAsiaTheme="majorEastAsia"/>
-      <w:color w:val="595959" w:themeColor="text1" w:themeTint="0000A6"/>
+      <w:rFonts w:eastAsiaTheme="majorEastAsia" w:cstheme="majorBidi"/>
+      <w:color w:val="595959" w:themeColor="text1" w:themeTint="A6"/>
       <w:spacing w:val="15"/>
       <w:sz w:val="28"/>
       <w:szCs w:val="28"/>
@@ -1150,51 +1514,51 @@
     <w:next w:val="Normal"/>
     <w:link w:val="CitaoChar"/>
     <w:uiPriority w:val="29"/>
-    <w:qFormat w:val="1"/>
+    <w:qFormat/>
     <w:rsid w:val="00B62292"/>
     <w:pPr>
       <w:spacing w:before="160"/>
       <w:jc w:val="center"/>
     </w:pPr>
     <w:rPr>
-      <w:i w:val="1"/>
-      <w:iCs w:val="1"/>
-      <w:color w:val="404040" w:themeColor="text1" w:themeTint="0000BF"/>
-    </w:rPr>
-  </w:style>
-  <w:style w:type="character" w:styleId="CitaoChar" w:customStyle="1">
+      <w:i/>
+      <w:iCs/>
+      <w:color w:val="404040" w:themeColor="text1" w:themeTint="BF"/>
+    </w:rPr>
+  </w:style>
+  <w:style w:type="character" w:customStyle="1" w:styleId="CitaoChar">
     <w:name w:val="Citação Char"/>
     <w:basedOn w:val="Fontepargpadro"/>
     <w:link w:val="Citao"/>
     <w:uiPriority w:val="29"/>
     <w:rsid w:val="00B62292"/>
     <w:rPr>
-      <w:i w:val="1"/>
-      <w:iCs w:val="1"/>
-      <w:color w:val="404040" w:themeColor="text1" w:themeTint="0000BF"/>
+      <w:i/>
+      <w:iCs/>
+      <w:color w:val="404040" w:themeColor="text1" w:themeTint="BF"/>
     </w:rPr>
   </w:style>
   <w:style w:type="paragraph" w:styleId="PargrafodaLista">
     <w:name w:val="List Paragraph"/>
     <w:basedOn w:val="Normal"/>
     <w:uiPriority w:val="34"/>
-    <w:qFormat w:val="1"/>
+    <w:qFormat/>
     <w:rsid w:val="00B62292"/>
     <w:pPr>
       <w:ind w:left="720"/>
-      <w:contextualSpacing w:val="1"/>
+      <w:contextualSpacing/>
     </w:pPr>
   </w:style>
   <w:style w:type="character" w:styleId="nfaseIntensa">
     <w:name w:val="Intense Emphasis"/>
     <w:basedOn w:val="Fontepargpadro"/>
     <w:uiPriority w:val="21"/>
-    <w:qFormat w:val="1"/>
+    <w:qFormat/>
     <w:rsid w:val="00B62292"/>
     <w:rPr>
-      <w:i w:val="1"/>
-      <w:iCs w:val="1"/>
-      <w:color w:val="0f4761" w:themeColor="accent1" w:themeShade="0000BF"/>
+      <w:i/>
+      <w:iCs/>
+      <w:color w:val="0F4761" w:themeColor="accent1" w:themeShade="BF"/>
     </w:rPr>
   </w:style>
   <w:style w:type="paragraph" w:styleId="CitaoIntensa">
@@ -1203,46 +1567,46 @@
     <w:next w:val="Normal"/>
     <w:link w:val="CitaoIntensaChar"/>
     <w:uiPriority w:val="30"/>
-    <w:qFormat w:val="1"/>
+    <w:qFormat/>
     <w:rsid w:val="00B62292"/>
     <w:pPr>
       <w:pBdr>
-        <w:top w:color="0f4761" w:space="10" w:sz="4" w:themeColor="accent1" w:themeShade="0000BF" w:val="single"/>
-        <w:bottom w:color="0f4761" w:space="10" w:sz="4" w:themeColor="accent1" w:themeShade="0000BF" w:val="single"/>
+        <w:top w:val="single" w:sz="4" w:space="10" w:color="0F4761" w:themeColor="accent1" w:themeShade="BF"/>
+        <w:bottom w:val="single" w:sz="4" w:space="10" w:color="0F4761" w:themeColor="accent1" w:themeShade="BF"/>
       </w:pBdr>
-      <w:spacing w:after="360" w:before="360"/>
+      <w:spacing w:before="360" w:after="360"/>
       <w:ind w:left="864" w:right="864"/>
       <w:jc w:val="center"/>
     </w:pPr>
     <w:rPr>
-      <w:i w:val="1"/>
-      <w:iCs w:val="1"/>
-      <w:color w:val="0f4761" w:themeColor="accent1" w:themeShade="0000BF"/>
-    </w:rPr>
-  </w:style>
-  <w:style w:type="character" w:styleId="CitaoIntensaChar" w:customStyle="1">
+      <w:i/>
+      <w:iCs/>
+      <w:color w:val="0F4761" w:themeColor="accent1" w:themeShade="BF"/>
+    </w:rPr>
+  </w:style>
+  <w:style w:type="character" w:customStyle="1" w:styleId="CitaoIntensaChar">
     <w:name w:val="Citação Intensa Char"/>
     <w:basedOn w:val="Fontepargpadro"/>
     <w:link w:val="CitaoIntensa"/>
     <w:uiPriority w:val="30"/>
     <w:rsid w:val="00B62292"/>
     <w:rPr>
-      <w:i w:val="1"/>
-      <w:iCs w:val="1"/>
-      <w:color w:val="0f4761" w:themeColor="accent1" w:themeShade="0000BF"/>
+      <w:i/>
+      <w:iCs/>
+      <w:color w:val="0F4761" w:themeColor="accent1" w:themeShade="BF"/>
     </w:rPr>
   </w:style>
   <w:style w:type="character" w:styleId="RefernciaIntensa">
     <w:name w:val="Intense Reference"/>
     <w:basedOn w:val="Fontepargpadro"/>
     <w:uiPriority w:val="32"/>
-    <w:qFormat w:val="1"/>
+    <w:qFormat/>
     <w:rsid w:val="00B62292"/>
     <w:rPr>
-      <w:b w:val="1"/>
-      <w:bCs w:val="1"/>
-      <w:smallCaps w:val="1"/>
-      <w:color w:val="0f4761" w:themeColor="accent1" w:themeShade="0000BF"/>
+      <w:b/>
+      <w:bCs/>
+      <w:smallCaps/>
+      <w:color w:val="0F4761" w:themeColor="accent1" w:themeShade="BF"/>
       <w:spacing w:val="5"/>
     </w:rPr>
   </w:style>
@@ -1250,7 +1614,7 @@
     <w:name w:val="Hyperlink"/>
     <w:basedOn w:val="Fontepargpadro"/>
     <w:uiPriority w:val="99"/>
-    <w:unhideWhenUsed w:val="1"/>
+    <w:unhideWhenUsed/>
     <w:rsid w:val="00D5272B"/>
     <w:rPr>
       <w:color w:val="467886" w:themeColor="hyperlink"/>
@@ -1261,12 +1625,12 @@
     <w:name w:val="Unresolved Mention"/>
     <w:basedOn w:val="Fontepargpadro"/>
     <w:uiPriority w:val="99"/>
-    <w:semiHidden w:val="1"/>
-    <w:unhideWhenUsed w:val="1"/>
+    <w:semiHidden/>
+    <w:unhideWhenUsed/>
     <w:rsid w:val="00D5272B"/>
     <w:rPr>
-      <w:color w:val="605e5c"/>
-      <w:shd w:color="auto" w:fill="e1dfdd" w:val="clear"/>
+      <w:color w:val="605E5C"/>
+      <w:shd w:val="clear" w:color="auto" w:fill="E1DFDD"/>
     </w:rPr>
   </w:style>
   <w:style w:type="paragraph" w:styleId="Cabealho">
@@ -1274,7 +1638,7 @@
     <w:basedOn w:val="Normal"/>
     <w:link w:val="CabealhoChar"/>
     <w:uiPriority w:val="99"/>
-    <w:unhideWhenUsed w:val="1"/>
+    <w:unhideWhenUsed/>
     <w:rsid w:val="00A10407"/>
     <w:pPr>
       <w:tabs>
@@ -1284,7 +1648,7 @@
       <w:spacing w:after="0" w:line="240" w:lineRule="auto"/>
     </w:pPr>
   </w:style>
-  <w:style w:type="character" w:styleId="CabealhoChar" w:customStyle="1">
+  <w:style w:type="character" w:customStyle="1" w:styleId="CabealhoChar">
     <w:name w:val="Cabeçalho Char"/>
     <w:basedOn w:val="Fontepargpadro"/>
     <w:link w:val="Cabealho"/>
@@ -1296,7 +1660,7 @@
     <w:basedOn w:val="Normal"/>
     <w:link w:val="RodapChar"/>
     <w:uiPriority w:val="99"/>
-    <w:unhideWhenUsed w:val="1"/>
+    <w:unhideWhenUsed/>
     <w:rsid w:val="00A10407"/>
     <w:pPr>
       <w:tabs>
@@ -1306,18 +1670,19 @@
       <w:spacing w:after="0" w:line="240" w:lineRule="auto"/>
     </w:pPr>
   </w:style>
-  <w:style w:type="character" w:styleId="RodapChar" w:customStyle="1">
+  <w:style w:type="character" w:customStyle="1" w:styleId="RodapChar">
     <w:name w:val="Rodapé Char"/>
     <w:basedOn w:val="Fontepargpadro"/>
     <w:link w:val="Rodap"/>
     <w:uiPriority w:val="99"/>
     <w:rsid w:val="00A10407"/>
   </w:style>
-  <w:style w:type="paragraph" w:styleId="Subtitle">
+  <w:style w:type="paragraph" w:styleId="Subttulo">
     <w:name w:val="Subtitle"/>
     <w:basedOn w:val="Normal"/>
     <w:next w:val="Normal"/>
-    <w:pPr/>
+    <w:uiPriority w:val="11"/>
+    <w:qFormat/>
     <w:rPr>
       <w:color w:val="595959"/>
       <w:sz w:val="28"/>
@@ -1642,17 +2007,17 @@
 </a:theme>
 </file>
 
-<file path=customXML/item1.xml><?xml version="1.0" encoding="utf-8"?>
+<file path=customXml/item1.xml><?xml version="1.0" encoding="utf-8"?>
 <go:gDocsCustomXmlDataStorage xmlns:go="http://customooxmlschemas.google.com/" xmlns:r="http://schemas.openxmlformats.org/officeDocument/2006/relationships" uri="GoogleDocsCustomDataVersion2">
   <go:docsCustomData xmlns:go="http://customooxmlschemas.google.com/" roundtripDataSignature="AMtx7mj8DFiXG2xddmh/B9NcwhLPnfbwJA==">CgMxLjA4AHIhMWdSRHZYNnZsLXVPQW5HWmtmOENrSzhIWm41ODV3WlRo</go:docsCustomData>
 </go:gDocsCustomXmlDataStorage>
 </file>
 
-<file path=customXML/itemProps1.xml><?xml version="1.0" encoding="utf-8"?>
+<file path=customXml/itemProps1.xml><?xml version="1.0" encoding="utf-8"?>
 <ds:datastoreItem xmlns:ds="http://schemas.openxmlformats.org/officeDocument/2006/customXml" ds:itemID="{11111111-1234-1234-1234-123412341234}">
   <ds:schemaRefs>
+    <ds:schemaRef ds:uri="http://customooxmlschemas.google.com/"/>
     <ds:schemaRef ds:uri="http://schemas.openxmlformats.org/officeDocument/2006/relationships"/>
-    <ds:schemaRef ds:uri="http://customooxmlschemas.google.com/"/>
   </ds:schemaRefs>
 </ds:datastoreItem>
 </file>